--- a/Arquitectura de Sistemas Computacionales/Kit docente/Clase 2/Guion Docente Clase 2 - Modelos de servicio IaaS PaaS SaaS.docx
+++ b/Arquitectura de Sistemas Computacionales/Kit docente/Clase 2/Guion Docente Clase 2 - Modelos de servicio IaaS PaaS SaaS.docx
@@ -363,7 +363,7 @@
           <w:color w:val="4A4A49"/>
           <w:sz w:val="22"/>
         </w:rPr>
-        <w:t>Publica en ExamLab (y Campus Virtual si aplica): diapositivas + taller + recordatorio del PI.</w:t>
+        <w:t>Publica en ExamLab: diapositivas + taller + recordatorio del PI.</w:t>
       </w:r>
     </w:p>
     <w:p>
@@ -686,7 +686,7 @@
           <w:color w:val="4A4A49"/>
           <w:sz w:val="22"/>
         </w:rPr>
-        <w:t>Plataforma de entrega: ExamLab (examlab.lovable.app/app). Campus Virtual sigue siendo el canal institucional.</w:t>
+        <w:t>Plataforma de entrega: ExamLab (examlab.lovable.app/app). La UNIAJC no tiene campus virtual propio.</w:t>
       </w:r>
     </w:p>
     <w:p>

--- a/Arquitectura de Sistemas Computacionales/Kit docente/Clase 2/Guion Docente Clase 2 - Modelos de servicio IaaS PaaS SaaS.docx
+++ b/Arquitectura de Sistemas Computacionales/Kit docente/Clase 2/Guion Docente Clase 2 - Modelos de servicio IaaS PaaS SaaS.docx
@@ -245,7 +245,7 @@
           <w:color w:val="4A4A49"/>
           <w:sz w:val="22"/>
         </w:rPr>
-        <w:t>IaaS, PaaS y SaaS son niveles de abstraccion sobre la infraestructura, y cada uno mueve la linea de responsabilidad compartida (shared responsibility model): en IaaS (Infrastructure as a Service) el proveedor da solo maquinas/red/almacenamiento y el cliente administra sistema operativo, runtime y aplicacion; en PaaS (Platform as a Service) el proveedor tambien administra el sistema operativo y el runtime, el cliente solo sube su codigo; en SaaS (Software as a Service) el proveedor entrega la aplicacion completa y el cliente solo la usa (ej. Gmail).</w:t>
+        <w:t>Esta clase es autonoma: no hay encuentro sincronico y el estudiante trabaja solo con este material, por lo que el texto debe bastar por si mismo y conviene publicarlo tal cual como lectura guiada, junto con la instruccion del entregable. El punto de partida es lo definido en la Clase 1: cada equipo ya tiene un dominio para CloudLite App, tres a cinco capacidades, sus actores y un diagrama de contexto. La pregunta de hoy es la siguiente en orden logico: si ese sistema va a vivir en la nube, quien administra cada capa de la maquinaria que lo sostiene. No hay una sola respuesta, hay tres respuestas estandar que la industria llama IaaS, PaaS y SaaS, y elegir entre ellas es una decision de arquitectura con consecuencias medibles en costo, velocidad de entrega, seguridad y libertad futura.</w:t>
       </w:r>
     </w:p>
     <w:p>
@@ -255,7 +255,7 @@
           <w:color w:val="4A4A49"/>
           <w:sz w:val="22"/>
         </w:rPr>
-        <w:t>Regla practica: mientras mas alto el nivel de abstraccion (SaaS &gt; PaaS &gt; IaaS), menos control tiene el cliente pero menos trabajo operativo asume. Para un MVP academico como CloudLite, un enfoque PaaS conceptual + contenedores suele ser el punto dulce: control suficiente para aprender arquitectura, sin la carga operativa de administrar servidores completos.</w:t>
+        <w:t>Para entender los tres modelos hay que ver primero la pila completa de responsabilidades que existe debajo de cualquier aplicacion, de abajo hacia arriba: el edificio y la energia electrica, el hardware fisico (servidores, discos, cableado de red), la capa de virtualizacion que parte ese hardware en maquinas logicas, el sistema operativo de cada maquina, el runtime o entorno de ejecucion (por ejemplo Node.js, Python o la maquina virtual de Java) junto con servicios de apoyo como la base de datos, y finalmente el codigo de la aplicacion, sus datos y la administracion de usuarios y permisos. Son ocho o nueve capas segun como se cuente. En el modelo tradicional, llamado on-premise porque los equipos son propios y estan en las instalaciones de la organizacion, todas son responsabilidad del cliente. Los tres modelos de servicio se distinguen exactamente por donde se traza la linea que separa lo que administra el proveedor de lo que administra el cliente. Nada mas y nada menos: si el estudiante entiende esa frase, entendio la clase.</w:t>
       </w:r>
     </w:p>
     <w:p>
@@ -265,7 +265,7 @@
           <w:color w:val="4A4A49"/>
           <w:sz w:val="22"/>
         </w:rPr>
-        <w:t>Un ADR (Architecture Decision Record) es un documento corto que registra UNA decision arquitectonica: el contexto/problema, las opciones consideradas, la decision tomada y las consecuencias (trade-offs aceptados). Obliga a hacer explicito el trade-off control-vs-velocidad en vez de elegir "porque si".</w:t>
+        <w:t>IaaS, infraestructura como servicio, corta la linea justo encima de la virtualizacion: el proveedor entrega maquinas virtuales, redes y discos, y el cliente recibe una maquina practicamente vacia con un sistema operativo que debe actualizar, endurecer, monitorear y respaldar el mismo. Lo que gana es control total, porque puede instalar cualquier version de cualquier cosa, abrir los puertos que quiera y afinar el sistema. Lo que paga es trabajo operativo permanente, que en la practica se mide en horas de persona por semana dedicadas a aplicar parches de seguridad, rotar certificados y vigilar el espacio en disco. Para CloudLite Turnos, el ejemplo de la barberia con agendamiento de citas, elegir IaaS significaria que el equipo se compromete a administrar el sistema operativo donde corren la API y la base de datos; en un curso de doce semanas con dos o tres integrantes, eso consume justamente el tiempo que deberia dedicarse a disenar la arquitectura y a sustentarla.</w:t>
       </w:r>
     </w:p>
     <w:p>
@@ -275,7 +275,57 @@
           <w:color w:val="4A4A49"/>
           <w:sz w:val="22"/>
         </w:rPr>
-        <w:t>Error de docente que no domina el tema: presentar IaaS/PaaS/SaaS como si fueran productos especificos de una marca en vez de un modelo conceptual de responsabilidad — el modelo aplica igual a cualquier proveedor, la pregunta siempre es "quien administra que capa".</w:t>
+        <w:t>PaaS, plataforma como servicio, sube la linea dos escalones: el proveedor administra tambien el sistema operativo y el runtime, y el cliente entrega su codigo mas un archivo de configuracion; la plataforma lo construye, lo empaqueta y lo pone a correr. El cliente pierde el acceso a la maquina, porque ya no hay un servidor donde entrar por consola, y gana velocidad: un despliegue que en IaaS implica preparar una imagen, configurar el servicio y probar la red, en PaaS se reduce a subir el codigo al repositorio. Los niveles gratuitos tipicos de este modelo ofrecen del orden de 512 MB de memoria por instancia, una cantidad limitada de horas de ejecucion al mes y suspension automatica del servicio tras unos 15 minutos sin trafico, lo que produce el efecto conocido como arranque en frio: la primera peticion despues de la inactividad puede tardar varios segundos en lugar de milisegundos. Esos numeros son ordenes de magnitud tipicos que varian entre proveedores, no constantes; lo estructural es el patron, porque gratis siempre implica limites de memoria, de horas y de latencia en frio, y el estudiante debe anticiparlo en su diseno en vez de descubrirlo la noche antes de la sustentacion.</w:t>
+      </w:r>
+    </w:p>
+    <w:p>
+      <w:r>
+        <w:rPr>
+          <w:b w:val="0"/>
+          <w:color w:val="4A4A49"/>
+          <w:sz w:val="22"/>
+        </w:rPr>
+        <w:t>SaaS, software como servicio, lleva la linea hasta arriba: el proveedor administra la aplicacion completa y el cliente solo la configura y la usa, sin desplegar nada. El correo corporativo, un servicio de envio de mensajes transaccionales, un proveedor de identidad que resuelve el inicio de sesion o un servicio de almacenamiento y transformacion de imagenes son SaaS desde la perspectiva de quien construye CloudLite. Y aqui esta el punto que casi siempre se pierde: los tres modelos no son excluyentes y un sistema real los combina. La arquitectura probable de CloudLite Turnos es hibrida: la API desplegada como PaaS, la base de datos como servicio gestionado (que es PaaS en su variante de datos), el envio de recordatorios delegado a un SaaS de correo y el almacenamiento de fotos de perfil a un SaaS de archivos. El entregable de hoy no pide elegir un modelo unico para todo el sistema; pide elegir por componente y justificar cada eleccion, que es exactamente como se decide en la industria.</w:t>
+      </w:r>
+    </w:p>
+    <w:p>
+      <w:r>
+        <w:rPr>
+          <w:b w:val="0"/>
+          <w:color w:val="4A4A49"/>
+          <w:sz w:val="22"/>
+        </w:rPr>
+        <w:t>El concepto que unifica todo esto se llama modelo de responsabilidad compartida y se resume en una frase que conviene memorizar: el proveedor es responsable de la seguridad DE la nube y el cliente de la seguridad EN la nube. El proveedor garantiza que el centro de datos no se incendie, que la capa de virtualizacion este parcheada y que los discos esten cifrados en reposo; el cliente sigue siendo responsable de sus contrasenas, sus permisos, sus datos y su configuracion. Importa porque la causa dominante de los incidentes de seguridad en la nube no son fallas del proveedor sino configuraciones erradas del cliente: un almacenamiento de archivos dejado publico, una credencial subida al repositorio en texto plano, un puerto de base de datos expuesto a internet. Subir de IaaS a PaaS reduce la superficie de responsabilidad del cliente, pero nunca la elimina, y esa idea es el punto de partida literal de la Clase 6. De ahi sale el trade-off central, que se escribe como regla practica: a mas abstraccion, menos control y menos trabajo operativo. Pero hay un tercer eje que el estudiante no ve solo, el amarre al proveedor o vendor lock-in, que es el costo de mudarse a otro proveedor mas adelante: bajo en IaaS, porque una maquina virtual con Linux se parece a cualquier otra; medio en PaaS, porque el archivo de configuracion y algunos servicios son propietarios; potencialmente alto en SaaS, porque los datos y parte de la logica viven dentro de un producto ajeno. Para CloudLite la mitigacion no es evitar SaaS sino acotarlo: si el envio de correos se encapsula detras de una interfaz propia, por ejemplo un modulo Notificador con un solo metodo enviar, cambiar de proveedor toca un archivo y no cuarenta.</w:t>
+      </w:r>
+    </w:p>
+    <w:p>
+      <w:r>
+        <w:rPr>
+          <w:b w:val="0"/>
+          <w:color w:val="4A4A49"/>
+          <w:sz w:val="22"/>
+        </w:rPr>
+        <w:t>El entregable concreto es el ADR-001. Un ADR (Architecture Decision Record, registro de decision arquitectonica) es un documento corto, de media pagina a una pagina, que registra UNA sola decision con cinco secciones fijas: titulo con numero consecutivo, contexto (que problema y que restricciones existen), opciones consideradas, decision tomada y consecuencias. La regla de una decision por documento no es burocracia: es lo que permite que meses despues alguien lea por que se eligio algo sin depender de la memoria de nadie. Un ADR-001 aceptable para CloudLite Turnos diria en contexto: equipo de tres personas, doce semanas, sin presupuesto ni tarjeta de credito, y se requiere que el sistema este disponible el dia de la sustentacion. En opciones: IaaS con maquina virtual propia, descartada porque el equipo asumiria parches y respaldos del sistema operativo sin tiempo para ello; y SaaS de agendamiento ya existente, descartada porque el proyecto perderia su objeto, ya que no habria arquitectura que disenar sino solo configuracion. En decision: PaaS para la API, base de datos gestionada y SaaS para el correo. Y en consecuencias, que es la seccion que los estudiantes dejan vacia, deben aparecer tambien las malas: se acepta un arranque en frio de varios segundos tras inactividad, se acepta no poder afinar el sistema operativo y se acepta un amarre medio al proveedor, mitigado con contenedores.</w:t>
+      </w:r>
+    </w:p>
+    <w:p>
+      <w:r>
+        <w:rPr>
+          <w:b w:val="0"/>
+          <w:color w:val="4A4A49"/>
+          <w:sz w:val="22"/>
+        </w:rPr>
+        <w:t>Tres preguntas llegan por escrito en toda clase autonoma y conviene responderlas por anticipado en el mismo material. Cual de los tres modelos es el mejor: ninguno; la pregunta correcta es cual conviene para este componente, con este equipo y en este plazo, y responder que PaaS es mejor sin decir para que es la senal de que el ADR sera de relleno. Donde encaja serverless o las funciones como servicio: es una variante extrema de PaaS en la que no se administra ninguna instancia siempre encendida, se paga por invocacion y el codigo debe tolerar arrancar en frio; para efectos del curso se clasifica como PaaS anotando la diferencia. Y la mas comun: si elegimos PaaS, para que aprendemos Docker en la Clase 3 si la plataforma se encarga de todo. Respuesta: porque la plataforma construye internamente una imagen de contenedor con el codigo entregado, de modo que entender contenedores es entender que hace la plataforma por debajo, y porque el contenedor es precisamente el artefacto que vuelve reversible la decision de hoy. La Clase 4 usara este mismo ADR para justificar cuantas piezas tendra el sistema, y el Parcial 1 de la Clase 5 evalua la capacidad de ubicar la linea de responsabilidad en cada modelo.</w:t>
+      </w:r>
+    </w:p>
+    <w:p>
+      <w:r>
+        <w:rPr>
+          <w:b w:val="0"/>
+          <w:color w:val="4A4A49"/>
+          <w:sz w:val="22"/>
+        </w:rPr>
+        <w:t>Error tipico del docente que no domina el tema: presentar IaaS, PaaS y SaaS como catalogos de marcas y no como un modelo conceptual de responsabilidad, con lo cual el estudiante memoriza nombres de productos que cambiaran en dos periodos y no aprende a preguntar quien administra que capa; aguas abajo, en la Clase 6 sera incapaz de decir de que es responsable su equipo en materia de seguridad, y en la Clase 10 no podra explicar por que su factura hipotetica sube o baja. El segundo error, especifico de una clase autonoma sin encuentro sincronico, es recibir ADR sin consecuencias negativas y darlos por buenos: un ADR que solo lista beneficios no es una decision, es una justificacion escrita despues de los hechos, y el equipo que lo entrega asi llegara a la Clase 11 sin poder explicar ningun trade-off de su arquitectura, que es justamente lo que se le exigira sustentar en la Clase 15.</w:t>
       </w:r>
     </w:p>
     <w:p>
@@ -337,7 +387,75 @@
           <w:color w:val="4A4A49"/>
           <w:sz w:val="22"/>
         </w:rPr>
-        <w:t>No hay encuentro síncrono obligatorio. El estudiante trabaja con Presentacion.pptx + Taller.docx.</w:t>
+        <w:t>Esta clase cae en festivo: no hay encuentro síncrono obligatorio. El estudiante trabaja solo,</w:t>
+      </w:r>
+    </w:p>
+    <w:p>
+      <w:r>
+        <w:rPr>
+          <w:b w:val="0"/>
+          <w:color w:val="4A4A49"/>
+          <w:sz w:val="22"/>
+        </w:rPr>
+        <w:t xml:space="preserve">con </w:t>
+      </w:r>
+      <w:r>
+        <w:rPr>
+          <w:rFonts w:ascii="Consolas" w:hAnsi="Consolas"/>
+          <w:color w:val="111111"/>
+          <w:sz w:val="21"/>
+        </w:rPr>
+        <w:t>Presentacion.pptx</w:t>
+      </w:r>
+      <w:r>
+        <w:rPr>
+          <w:b w:val="0"/>
+          <w:color w:val="4A4A49"/>
+          <w:sz w:val="22"/>
+        </w:rPr>
+        <w:t xml:space="preserve"> + el taller de la carpeta </w:t>
+      </w:r>
+      <w:r>
+        <w:rPr>
+          <w:rFonts w:ascii="Consolas" w:hAnsi="Consolas"/>
+          <w:color w:val="111111"/>
+          <w:sz w:val="21"/>
+        </w:rPr>
+        <w:t>Clases/</w:t>
+      </w:r>
+      <w:r>
+        <w:rPr>
+          <w:b w:val="0"/>
+          <w:color w:val="4A4A49"/>
+          <w:sz w:val="22"/>
+        </w:rPr>
+        <w:t>. Por eso el material publicado</w:t>
+      </w:r>
+    </w:p>
+    <w:p>
+      <w:r>
+        <w:rPr>
+          <w:b w:val="0"/>
+          <w:color w:val="4A4A49"/>
+          <w:sz w:val="22"/>
+        </w:rPr>
+        <w:t xml:space="preserve">tiene que ser </w:t>
+      </w:r>
+      <w:r>
+        <w:rPr>
+          <w:b/>
+          <w:color w:val="4A4A49"/>
+          <w:sz w:val="22"/>
+        </w:rPr>
+        <w:t>autosuficiente</w:t>
+      </w:r>
+      <w:r>
+        <w:rPr>
+          <w:b w:val="0"/>
+          <w:color w:val="4A4A49"/>
+          <w:sz w:val="22"/>
+        </w:rPr>
+        <w:t>: lo que no quede escrito, nadie lo va a explicar en vivo.</w:t>
       </w:r>
     </w:p>
     <w:p>
@@ -350,7 +468,7 @@
           <w:color w:val="1A1C1D"/>
           <w:sz w:val="32"/>
         </w:rPr>
-        <w:t>Guion del docente (asíncrono)</w:t>
+        <w:t>Qué publicar (antes del día de la clase)</w:t>
       </w:r>
     </w:p>
     <w:p>
@@ -363,7 +481,7 @@
           <w:color w:val="4A4A49"/>
           <w:sz w:val="22"/>
         </w:rPr>
-        <w:t>Publica en ExamLab: diapositivas + taller + recordatorio del PI.</w:t>
+        <w:t>En ExamLab: las diapositivas, el taller y el recordatorio del hito del PI.</w:t>
       </w:r>
     </w:p>
     <w:p>
@@ -376,7 +494,15 @@
           <w:color w:val="4A4A49"/>
           <w:sz w:val="22"/>
         </w:rPr>
-        <w:t>Mensaje sugerido: «Clase 2 autónoma. Hoy avanzamos el PI en: Decidir modelo dominante (IaaS/PaaS/SaaS) para CloudLite + ADR breve.</w:t>
+        <w:t xml:space="preserve">La sección «Fundamento teórico para el docente» de este guion, adaptada como </w:t>
+      </w:r>
+      <w:r>
+        <w:rPr>
+          <w:b/>
+          <w:color w:val="4A4A49"/>
+          <w:sz w:val="22"/>
+        </w:rPr>
+        <w:t>lectura guía</w:t>
       </w:r>
     </w:p>
     <w:p>
@@ -386,7 +512,7 @@
           <w:color w:val="4A4A49"/>
           <w:sz w:val="22"/>
         </w:rPr>
-        <w:t>Entregable: ADR-001: decisión de modelo de servicio + matriz de comparación aplicada al dominio. Duda por foro/correo institucional.»</w:t>
+        <w:t>del estudiante — es el reemplazo de la explicación en vivo, no un anexo opcional.</w:t>
       </w:r>
     </w:p>
     <w:p>
@@ -399,7 +525,362 @@
           <w:color w:val="4A4A49"/>
           <w:sz w:val="22"/>
         </w:rPr>
-        <w:t>Revisa entregas domingo 23:59; deja feedback breve orientado a la rúbrica PI.</w:t>
+        <w:t xml:space="preserve">La </w:t>
+      </w:r>
+      <w:r>
+        <w:rPr>
+          <w:b/>
+          <w:color w:val="4A4A49"/>
+          <w:sz w:val="22"/>
+        </w:rPr>
+        <w:t>salida esperada</w:t>
+      </w:r>
+      <w:r>
+        <w:rPr>
+          <w:b w:val="0"/>
+          <w:color w:val="4A4A49"/>
+          <w:sz w:val="22"/>
+        </w:rPr>
+        <w:t xml:space="preserve"> del ejercicio (ver la demo de abajo), para que el estudiante autónomo</w:t>
+      </w:r>
+    </w:p>
+    <w:p>
+      <w:r>
+        <w:rPr>
+          <w:b w:val="0"/>
+          <w:color w:val="4A4A49"/>
+          <w:sz w:val="22"/>
+        </w:rPr>
+        <w:t>pueda comparar y saber si le quedó bien sin preguntarte.</w:t>
+      </w:r>
+    </w:p>
+    <w:p>
+      <w:pPr>
+        <w:pStyle w:val="ListNumber"/>
+      </w:pPr>
+      <w:r>
+        <w:rPr>
+          <w:b w:val="0"/>
+          <w:color w:val="4A4A49"/>
+          <w:sz w:val="22"/>
+        </w:rPr>
+        <w:t>Mensaje sugerido: «Clase 2 autónoma (festivo). Hoy avanzamos el PI en: Decidir modelo dominante (IaaS/PaaS/SaaS) para CloudLite + ADR breve.</w:t>
+      </w:r>
+    </w:p>
+    <w:p>
+      <w:r>
+        <w:rPr>
+          <w:b w:val="0"/>
+          <w:color w:val="4A4A49"/>
+          <w:sz w:val="22"/>
+        </w:rPr>
+        <w:t>Entregable: ADR-001: decisión de modelo de servicio + matriz de comparación aplicada al dominio. Fecha límite: domingo 23:59. Dudas por foro/correo institucional.»</w:t>
+      </w:r>
+    </w:p>
+    <w:p>
+      <w:pPr>
+        <w:spacing w:before="200" w:after="60"/>
+      </w:pPr>
+      <w:r>
+        <w:rPr>
+          <w:b/>
+          <w:color w:val="1A1C1D"/>
+          <w:sz w:val="32"/>
+        </w:rPr>
+        <w:t>Cómo debería repartir su tiempo el estudiante (120 min equivalentes)</w:t>
+      </w:r>
+    </w:p>
+    <w:p>
+      <w:pPr>
+        <w:pStyle w:val="ListBullet"/>
+      </w:pPr>
+      <w:r>
+        <w:rPr>
+          <w:b/>
+          <w:color w:val="4A4A49"/>
+          <w:sz w:val="22"/>
+        </w:rPr>
+        <w:t>0–15</w:t>
+      </w:r>
+      <w:r>
+        <w:rPr>
+          <w:b w:val="0"/>
+          <w:color w:val="4A4A49"/>
+          <w:sz w:val="22"/>
+        </w:rPr>
+        <w:t xml:space="preserve"> Leer el encuadre y el objetivo del día; ubicar en qué quedó su CloudLite.</w:t>
+      </w:r>
+    </w:p>
+    <w:p>
+      <w:pPr>
+        <w:pStyle w:val="ListBullet"/>
+      </w:pPr>
+      <w:r>
+        <w:rPr>
+          <w:b/>
+          <w:color w:val="4A4A49"/>
+          <w:sz w:val="22"/>
+        </w:rPr>
+        <w:t>15–45</w:t>
+      </w:r>
+      <w:r>
+        <w:rPr>
+          <w:b w:val="0"/>
+          <w:color w:val="4A4A49"/>
+          <w:sz w:val="22"/>
+        </w:rPr>
+        <w:t xml:space="preserve"> Leer la teoría (lectura guía) y tomar notas directamente en el informe del PI.</w:t>
+      </w:r>
+    </w:p>
+    <w:p>
+      <w:pPr>
+        <w:pStyle w:val="ListBullet"/>
+      </w:pPr>
+      <w:r>
+        <w:rPr>
+          <w:b/>
+          <w:color w:val="4A4A49"/>
+          <w:sz w:val="22"/>
+        </w:rPr>
+        <w:t>45–60</w:t>
+      </w:r>
+      <w:r>
+        <w:rPr>
+          <w:b w:val="0"/>
+          <w:color w:val="4A4A49"/>
+          <w:sz w:val="22"/>
+        </w:rPr>
+        <w:t xml:space="preserve"> Revisar la salida esperada del ejercicio resuelto.</w:t>
+      </w:r>
+    </w:p>
+    <w:p>
+      <w:pPr>
+        <w:pStyle w:val="ListBullet"/>
+      </w:pPr>
+      <w:r>
+        <w:rPr>
+          <w:b/>
+          <w:color w:val="4A4A49"/>
+          <w:sz w:val="22"/>
+        </w:rPr>
+        <w:t>60–105</w:t>
+      </w:r>
+      <w:r>
+        <w:rPr>
+          <w:b w:val="0"/>
+          <w:color w:val="4A4A49"/>
+          <w:sz w:val="22"/>
+        </w:rPr>
+        <w:t xml:space="preserve"> Desarrollar el taller sobre su propio CloudLite.</w:t>
+      </w:r>
+    </w:p>
+    <w:p>
+      <w:pPr>
+        <w:pStyle w:val="ListBullet"/>
+      </w:pPr>
+      <w:r>
+        <w:rPr>
+          <w:b/>
+          <w:color w:val="4A4A49"/>
+          <w:sz w:val="22"/>
+        </w:rPr>
+        <w:t>105–120</w:t>
+      </w:r>
+      <w:r>
+        <w:rPr>
+          <w:b w:val="0"/>
+          <w:color w:val="4A4A49"/>
+          <w:sz w:val="22"/>
+        </w:rPr>
+        <w:t xml:space="preserve"> Empaquetar la evidencia y subirla a ExamLab.</w:t>
+      </w:r>
+    </w:p>
+    <w:p>
+      <w:pPr>
+        <w:spacing w:before="200" w:after="60"/>
+      </w:pPr>
+      <w:r>
+        <w:rPr>
+          <w:b/>
+          <w:color w:val="1A1C1D"/>
+          <w:sz w:val="32"/>
+        </w:rPr>
+        <w:t>La demo, en versión asíncrona</w:t>
+      </w:r>
+    </w:p>
+    <w:p>
+      <w:r>
+        <w:rPr>
+          <w:b/>
+          <w:color w:val="4A4A49"/>
+          <w:sz w:val="22"/>
+        </w:rPr>
+        <w:t>Demo que usted debe poder repetir:</w:t>
+      </w:r>
+      <w:r>
+        <w:rPr>
+          <w:b w:val="0"/>
+          <w:color w:val="4A4A49"/>
+          <w:sz w:val="22"/>
+        </w:rPr>
+        <w:t xml:space="preserve"> Llenar un ADR-001 delante del grupo, en 6 lineas</w:t>
+      </w:r>
+    </w:p>
+    <w:p>
+      <w:pPr>
+        <w:pStyle w:val="ListNumber"/>
+      </w:pPr>
+      <w:r>
+        <w:rPr>
+          <w:b w:val="0"/>
+          <w:color w:val="4A4A49"/>
+          <w:sz w:val="22"/>
+        </w:rPr>
+        <w:t>Abra un Google Doc y escriba los 4 encabezados del ADR: Contexto, Opciones, Decision, Consecuencias.</w:t>
+      </w:r>
+    </w:p>
+    <w:p>
+      <w:pPr>
+        <w:pStyle w:val="ListNumber"/>
+      </w:pPr>
+      <w:r>
+        <w:rPr>
+          <w:b w:val="0"/>
+          <w:color w:val="4A4A49"/>
+          <w:sz w:val="22"/>
+        </w:rPr>
+        <w:t>Contexto: «CloudLite necesita correr una API y una base de datos; el equipo tiene 3 personas y cero presupuesto».</w:t>
+      </w:r>
+    </w:p>
+    <w:p>
+      <w:pPr>
+        <w:pStyle w:val="ListNumber"/>
+      </w:pPr>
+      <w:r>
+        <w:rPr>
+          <w:b w:val="0"/>
+          <w:color w:val="4A4A49"/>
+          <w:sz w:val="22"/>
+        </w:rPr>
+        <w:t>Opciones: IaaS (control total, mas trabajo operativo) · PaaS (menos control, menos operacion) · SaaS (no aplica, no compramos software hecho).</w:t>
+      </w:r>
+    </w:p>
+    <w:p>
+      <w:pPr>
+        <w:pStyle w:val="ListNumber"/>
+      </w:pPr>
+      <w:r>
+        <w:rPr>
+          <w:b w:val="0"/>
+          <w:color w:val="4A4A49"/>
+          <w:sz w:val="22"/>
+        </w:rPr>
+        <w:t>Decision: PaaS conceptual + contenedores. Consecuencias: se acepta menos control del sistema operativo a cambio de no administrar servidores.</w:t>
+      </w:r>
+    </w:p>
+    <w:p>
+      <w:pPr>
+        <w:pStyle w:val="ListNumber"/>
+      </w:pPr>
+      <w:r>
+        <w:rPr>
+          <w:b w:val="0"/>
+          <w:color w:val="4A4A49"/>
+          <w:sz w:val="22"/>
+        </w:rPr>
+        <w:t>Diga: «un ADR de media pagina que se entiende vale mas que 5 paginas que nadie lee».</w:t>
+      </w:r>
+    </w:p>
+    <w:p>
+      <w:r>
+        <w:rPr>
+          <w:b w:val="0"/>
+          <w:color w:val="4A4A49"/>
+          <w:sz w:val="22"/>
+        </w:rPr>
+        <w:t>Publica esto como pasos escritos o como un video corto (3–5 min) grabado con estos mismos pasos.</w:t>
+      </w:r>
+    </w:p>
+    <w:p>
+      <w:r>
+        <w:rPr>
+          <w:b w:val="0"/>
+          <w:color w:val="4A4A49"/>
+          <w:sz w:val="22"/>
+        </w:rPr>
+        <w:t>Sin uno de los dos, el estudiante autónomo no tiene con qué comparar su resultado.</w:t>
+      </w:r>
+    </w:p>
+    <w:p>
+      <w:pPr>
+        <w:spacing w:before="200" w:after="60"/>
+      </w:pPr>
+      <w:r>
+        <w:rPr>
+          <w:b/>
+          <w:color w:val="1A1C1D"/>
+          <w:sz w:val="32"/>
+        </w:rPr>
+        <w:t>Seguimiento (lo que sí es tu trabajo esa semana)</w:t>
+      </w:r>
+    </w:p>
+    <w:p>
+      <w:pPr>
+        <w:pStyle w:val="ListNumber"/>
+      </w:pPr>
+      <w:r>
+        <w:rPr>
+          <w:b w:val="0"/>
+          <w:color w:val="4A4A49"/>
+          <w:sz w:val="22"/>
+        </w:rPr>
+        <w:t>Revisa las entregas del domingo 23:59 con la lista de errores frecuentes de abajo:</w:t>
+      </w:r>
+    </w:p>
+    <w:p>
+      <w:r>
+        <w:rPr>
+          <w:b w:val="0"/>
+          <w:color w:val="4A4A49"/>
+          <w:sz w:val="22"/>
+        </w:rPr>
+        <w:t>en modalidad autónoma esos errores aparecen más, porque nadie los corrigió en el momento.</w:t>
+      </w:r>
+    </w:p>
+    <w:p>
+      <w:pPr>
+        <w:pStyle w:val="ListNumber"/>
+      </w:pPr>
+      <w:r>
+        <w:rPr>
+          <w:b w:val="0"/>
+          <w:color w:val="4A4A49"/>
+          <w:sz w:val="22"/>
+        </w:rPr>
+        <w:t>Deja feedback breve orientado a la rúbrica del PI, nombrando el error y la corrección.</w:t>
+      </w:r>
+    </w:p>
+    <w:p>
+      <w:pPr>
+        <w:pStyle w:val="ListNumber"/>
+      </w:pPr>
+      <w:r>
+        <w:rPr>
+          <w:b w:val="0"/>
+          <w:color w:val="4A4A49"/>
+          <w:sz w:val="22"/>
+        </w:rPr>
+        <w:t>En la siguiente clase regular, dedica los primeros 10 min a los 2 errores más repetidos.</w:t>
+      </w:r>
+    </w:p>
+    <w:p>
+      <w:r>
+        <w:rPr>
+          <w:b w:val="0"/>
+          <w:color w:val="4A4A49"/>
+          <w:sz w:val="22"/>
+        </w:rPr>
+        <w:t>Es el sustituto de la retroalimentación en vivo que esta clase no tuvo.</w:t>
       </w:r>
     </w:p>
     <w:p>
@@ -422,7 +903,17 @@
           <w:color w:val="4A4A49"/>
           <w:sz w:val="22"/>
         </w:rPr>
-        <w:t>Resuelve bloqueos de diagrama/ADR; no adelantes Parcial.</w:t>
+        <w:t>Resuelve bloqueos concretos de diagrama/ADR/lab. Usa las preguntas de comprobación de abajo</w:t>
+      </w:r>
+    </w:p>
+    <w:p>
+      <w:r>
+        <w:rPr>
+          <w:b w:val="0"/>
+          <w:color w:val="4A4A49"/>
+          <w:sz w:val="22"/>
+        </w:rPr>
+        <w:t>para detectar quién entendió y quién solo copió la plantilla. No adelantes contenido de Parcial.</w:t>
       </w:r>
     </w:p>
     <w:p>
@@ -581,7 +1072,59 @@
           <w:color w:val="1A1C1D"/>
           <w:sz w:val="32"/>
         </w:rPr>
-        <w:t>Quiz</w:t>
+        <w:t>Errores frecuentes del estudiante (y cómo corregirlos en el momento)</w:t>
+      </w:r>
+    </w:p>
+    <w:p>
+      <w:pPr>
+        <w:pStyle w:val="ListBullet"/>
+      </w:pPr>
+      <w:r>
+        <w:rPr>
+          <w:b w:val="0"/>
+          <w:color w:val="4A4A49"/>
+          <w:sz w:val="22"/>
+        </w:rPr>
+        <w:t>Elegir el modelo de servicio por moda y no por trade-off. Pida la frase «aceptamos perder X para ganar Y» escrita en el ADR.</w:t>
+      </w:r>
+    </w:p>
+    <w:p>
+      <w:pPr>
+        <w:pStyle w:val="ListBullet"/>
+      </w:pPr>
+      <w:r>
+        <w:rPr>
+          <w:b w:val="0"/>
+          <w:color w:val="4A4A49"/>
+          <w:sz w:val="22"/>
+        </w:rPr>
+        <w:t>ADR sin alternativas descartadas: un ADR con una sola opcion no documenta una decision, documenta un hecho.</w:t>
+      </w:r>
+    </w:p>
+    <w:p>
+      <w:pPr>
+        <w:pStyle w:val="ListBullet"/>
+      </w:pPr>
+      <w:r>
+        <w:rPr>
+          <w:b w:val="0"/>
+          <w:color w:val="4A4A49"/>
+          <w:sz w:val="22"/>
+        </w:rPr>
+        <w:t>Nombrar productos de marca en vez del modelo conceptual; el modelo aplica a cualquier proveedor.</w:t>
+      </w:r>
+    </w:p>
+    <w:p>
+      <w:pPr>
+        <w:spacing w:before="200" w:after="60"/>
+      </w:pPr>
+      <w:r>
+        <w:rPr>
+          <w:b/>
+          <w:color w:val="1A1C1D"/>
+          <w:sz w:val="32"/>
+        </w:rPr>
+        <w:t>Preguntas de comprobación oral (no son del quiz)</w:t>
       </w:r>
     </w:p>
     <w:p>
@@ -591,8 +1134,119 @@
           <w:color w:val="4A4A49"/>
           <w:sz w:val="22"/>
         </w:rPr>
-        <w:t xml:space="preserve">Ver </w:t>
+        <w:t>Úsalas en el tramo 100–115, a personas distintas y al azar.</w:t>
       </w:r>
+    </w:p>
+    <w:p>
+      <w:pPr>
+        <w:pStyle w:val="ListNumber"/>
+      </w:pPr>
+      <w:r>
+        <w:rPr>
+          <w:b w:val="0"/>
+          <w:color w:val="4A4A49"/>
+          <w:sz w:val="22"/>
+        </w:rPr>
+        <w:t>Quien administra el sistema operativo en IaaS, en PaaS y en SaaS?</w:t>
+      </w:r>
+    </w:p>
+    <w:p>
+      <w:pPr>
+        <w:pStyle w:val="ListNumber"/>
+      </w:pPr>
+      <w:r>
+        <w:rPr>
+          <w:b w:val="0"/>
+          <w:color w:val="4A4A49"/>
+          <w:sz w:val="22"/>
+        </w:rPr>
+        <w:t>Que perdieron y que ganaron con el modelo que eligieron?</w:t>
+      </w:r>
+    </w:p>
+    <w:p>
+      <w:pPr>
+        <w:pStyle w:val="ListNumber"/>
+      </w:pPr>
+      <w:r>
+        <w:rPr>
+          <w:b w:val="0"/>
+          <w:color w:val="4A4A49"/>
+          <w:sz w:val="22"/>
+        </w:rPr>
+        <w:t>Por que un ADR necesita las alternativas que descartaron?</w:t>
+      </w:r>
+    </w:p>
+    <w:p>
+      <w:pPr>
+        <w:spacing w:before="200" w:after="60"/>
+      </w:pPr>
+      <w:r>
+        <w:rPr>
+          <w:b/>
+          <w:color w:val="1A1C1D"/>
+          <w:sz w:val="32"/>
+        </w:rPr>
+        <w:t>Solución del taller (privada)</w:t>
+      </w:r>
+    </w:p>
+    <w:p>
+      <w:r>
+        <w:rPr>
+          <w:rFonts w:ascii="Consolas" w:hAnsi="Consolas"/>
+          <w:color w:val="111111"/>
+          <w:sz w:val="21"/>
+        </w:rPr>
+        <w:t>Kit docente/Clase 2/Solucion Taller Clase 2 - CloudLite.docx</w:t>
+      </w:r>
+      <w:r>
+        <w:rPr>
+          <w:b w:val="0"/>
+          <w:color w:val="4A4A49"/>
+          <w:sz w:val="22"/>
+        </w:rPr>
+        <w:t xml:space="preserve"> — es la referencia con la que</w:t>
+      </w:r>
+    </w:p>
+    <w:p>
+      <w:r>
+        <w:rPr>
+          <w:b w:val="0"/>
+          <w:color w:val="4A4A49"/>
+          <w:sz w:val="22"/>
+        </w:rPr>
+        <w:t xml:space="preserve">comparas lo que entregan los equipos. </w:t>
+      </w:r>
+      <w:r>
+        <w:rPr>
+          <w:b/>
+          <w:color w:val="4A4A49"/>
+          <w:sz w:val="22"/>
+        </w:rPr>
+        <w:t>No proyectarla completa</w:t>
+      </w:r>
+      <w:r>
+        <w:rPr>
+          <w:b w:val="0"/>
+          <w:color w:val="4A4A49"/>
+          <w:sz w:val="22"/>
+        </w:rPr>
+        <w:t xml:space="preserve"> antes de que trabajen.</w:t>
+      </w:r>
+    </w:p>
+    <w:p>
+      <w:pPr>
+        <w:spacing w:before="200" w:after="60"/>
+      </w:pPr>
+      <w:r>
+        <w:rPr>
+          <w:b/>
+          <w:color w:val="1A1C1D"/>
+          <w:sz w:val="32"/>
+        </w:rPr>
+        <w:t>Quiz</w:t>
+      </w:r>
+    </w:p>
+    <w:p>
       <w:r>
         <w:rPr>
           <w:rFonts w:ascii="Consolas" w:hAnsi="Consolas"/>
@@ -607,7 +1261,33 @@
           <w:color w:val="4A4A49"/>
           <w:sz w:val="22"/>
         </w:rPr>
-        <w:t xml:space="preserve"> (con respuestas).</w:t>
+        <w:t xml:space="preserve"> (versión estudiante, sin respuestas)</w:t>
+      </w:r>
+    </w:p>
+    <w:p>
+      <w:r>
+        <w:rPr>
+          <w:b w:val="0"/>
+          <w:color w:val="4A4A49"/>
+          <w:sz w:val="22"/>
+        </w:rPr>
+        <w:t xml:space="preserve">y </w:t>
+      </w:r>
+      <w:r>
+        <w:rPr>
+          <w:rFonts w:ascii="Consolas" w:hAnsi="Consolas"/>
+          <w:color w:val="111111"/>
+          <w:sz w:val="21"/>
+        </w:rPr>
+        <w:t>Kit docente/Clase 2/Quiz Clase 2 - CLAVE DOCENTE.docx</w:t>
+      </w:r>
+      <w:r>
+        <w:rPr>
+          <w:b w:val="0"/>
+          <w:color w:val="4A4A49"/>
+          <w:sz w:val="22"/>
+        </w:rPr>
+        <w:t xml:space="preserve"> (clave, privada).</w:t>
       </w:r>
     </w:p>
     <w:p>
@@ -686,7 +1366,7 @@
           <w:color w:val="4A4A49"/>
           <w:sz w:val="22"/>
         </w:rPr>
-        <w:t>Plataforma de entrega: ExamLab (examlab.lovable.app/app). La UNIAJC no tiene campus virtual propio.</w:t>
+        <w:t>Plataforma de entrega: ExamLab (https://examlab.lovable.app/). No es la plataforma oficial de la UNIAJC; la universidad no tiene campus virtual propio.</w:t>
       </w:r>
     </w:p>
     <w:p>
@@ -699,7 +1379,7 @@
           <w:color w:val="4A4A49"/>
           <w:sz w:val="22"/>
         </w:rPr>
-        <w:t>Prohibido pedir cloud con tarjeta.</w:t>
+        <w:t>Prohibido pedir cloud con tarjeta: todo el curso corre con free tier o en el navegador.</w:t>
       </w:r>
     </w:p>
     <w:p>

--- a/Arquitectura de Sistemas Computacionales/Kit docente/Clase 2/Guion Docente Clase 2 - Modelos de servicio IaaS PaaS SaaS.docx
+++ b/Arquitectura de Sistemas Computacionales/Kit docente/Clase 2/Guion Docente Clase 2 - Modelos de servicio IaaS PaaS SaaS.docx
@@ -939,7 +939,7 @@
           <w:color w:val="4A4A49"/>
           <w:sz w:val="22"/>
         </w:rPr>
-        <w:t>Lea las diapositivas y el enunciado del PI (Clases/Proyecto Integrador).</w:t>
+        <w:t>Paso 1: relea la ficha y el C4 Context de la Clase 1 y copie en el encabezado del ADR el nombre del dominio y las 4 capacidades ya aprobadas, verificando que sean literalmente las mismas 4 y que no cambia de dominio a mitad de camino, porque al ser clase autonoma nadie corregira la inconsistencia antes de la entrega.</w:t>
       </w:r>
     </w:p>
     <w:p>
@@ -952,7 +952,7 @@
           <w:color w:val="4A4A49"/>
           <w:sz w:val="22"/>
         </w:rPr>
-        <w:t>Complete una matriz IaaS/PaaS/SaaS vs su dominio (control, costo cualitativo, operación, time-to-demo).</w:t>
+        <w:t>Paso 2: complete la matriz de 4 columnas y 5 filas (control del sistema operativo, esfuerzo de operacion, tiempo hasta la primera demo, costo cualitativo con su driver, portabilidad) puntuando cada celda de 1 a 3 y sumando por columna, verificando que los tres totales de IaaS, PaaS y SaaS sean distintos: si dos empatan, vuelva a puntuar porque el criterio esta mal aplicado; la matriz queda en la seccion Modelo de servicio del informe del PI.</w:t>
       </w:r>
     </w:p>
     <w:p>
@@ -965,7 +965,7 @@
           <w:color w:val="4A4A49"/>
           <w:sz w:val="22"/>
         </w:rPr>
-        <w:t>Redacte ADR-001 (decisión dominante + 2 alternativas descartadas).</w:t>
+        <w:t>Paso 3: redacte el ADR-001 con las 7 secciones obligatorias (titulo, estado, contexto en 3 frases, decision en 1 frase, 2 alternativas descartadas con motivo, 2 consecuencias positivas y 2 negativas, impacto en el PI), verificando que la decision nombre un unico modelo dominante y no un poco de todo, y que cada alternativa descartada explique el motivo en terminos de este dominio y no en teoria.</w:t>
       </w:r>
     </w:p>
     <w:p>
@@ -978,7 +978,7 @@
           <w:color w:val="4A4A49"/>
           <w:sz w:val="22"/>
         </w:rPr>
-        <w:t>Actualice el informe PI (sección «Modelo de servicio»).</w:t>
+        <w:t>Paso 4: escriba en ExamLab el diagrama Mermaid de responsabilidad compartida con 3 subgrafos (IaaS, PaaS, SaaS), 4 capas por subgrafo y un nodo final de decision, verificando al renderizar que se cuentan 12 nodos de capa, que los nodos gestionados por el equipo y por el proveedor quedan pintados distinto y que la caja de decision cita el mismo modelo del ADR-001.</w:t>
       </w:r>
     </w:p>
     <w:p>
@@ -991,23 +991,7 @@
           <w:color w:val="4A4A49"/>
           <w:sz w:val="22"/>
         </w:rPr>
-        <w:t xml:space="preserve">Entrega domingo 23:59 en </w:t>
-      </w:r>
-      <w:r>
-        <w:rPr>
-          <w:b/>
-          <w:color w:val="4A4A49"/>
-          <w:sz w:val="22"/>
-        </w:rPr>
-        <w:t>ExamLab</w:t>
-      </w:r>
-      <w:r>
-        <w:rPr>
-          <w:b w:val="0"/>
-          <w:color w:val="4A4A49"/>
-          <w:sz w:val="22"/>
-        </w:rPr>
-        <w:t xml:space="preserve"> (Talleres) — mismo doc del PI o anexo.</w:t>
+        <w:t>Paso 5: pegue matriz, ADR-001 y diagrama en las 5 preguntas del taller, actualice la seccion Modelo de servicio del informe con el mismo texto del ADR y suba todo a ExamLab (modulo Talleres) antes del domingo 23:59, verificando que el modelo elegido se pueda demostrar sin tarjeta de credito ni cloud de pago.</w:t>
       </w:r>
     </w:p>
     <w:p>

--- a/Arquitectura de Sistemas Computacionales/Kit docente/Clase 2/Guion Docente Clase 2 - Modelos de servicio IaaS PaaS SaaS.docx
+++ b/Arquitectura de Sistemas Computacionales/Kit docente/Clase 2/Guion Docente Clase 2 - Modelos de servicio IaaS PaaS SaaS.docx
@@ -245,7 +245,7 @@
           <w:color w:val="4A4A49"/>
           <w:sz w:val="22"/>
         </w:rPr>
-        <w:t>Esta clase es autonoma: no hay encuentro sincronico y el estudiante trabaja solo con este material, por lo que el texto debe bastar por si mismo y conviene publicarlo tal cual como lectura guiada, junto con la instruccion del entregable. El punto de partida es lo definido en la Clase 1: cada equipo ya tiene un dominio para CloudLite App, tres a cinco capacidades, sus actores y un diagrama de contexto. La pregunta de hoy es la siguiente en orden logico: si ese sistema va a vivir en la nube, quien administra cada capa de la maquinaria que lo sostiene. No hay una sola respuesta, hay tres respuestas estandar que la industria llama IaaS, PaaS y SaaS, y elegir entre ellas es una decision de arquitectura con consecuencias medibles en costo, velocidad de entrega, seguridad y libertad futura.</w:t>
+        <w:t>Esta clase es autonoma: no hay encuentro sincronico y el estudiante trabaja solo con este material, por lo que el texto debe bastar por si mismo y conviene publicarlo tal cual como lectura guiada, junto con la instruccion del entregable. El punto de partida es lo definido en la Clase 1: cada estudiante ya tiene un dominio para CloudLite App, tres a cinco capacidades, sus actores y un diagrama de contexto. La pregunta de hoy es la siguiente en orden logico: si ese sistema va a vivir en la nube, quien administra cada capa de la maquinaria que lo sostiene. No hay una sola respuesta, hay tres respuestas estandar que la industria llama IaaS, PaaS y SaaS, y elegir entre ellas es una decision de arquitectura con consecuencias medibles en costo, velocidad de entrega, seguridad y libertad futura.</w:t>
       </w:r>
     </w:p>
     <w:p>
@@ -265,7 +265,7 @@
           <w:color w:val="4A4A49"/>
           <w:sz w:val="22"/>
         </w:rPr>
-        <w:t>IaaS, infraestructura como servicio, corta la linea justo encima de la virtualizacion: el proveedor entrega maquinas virtuales, redes y discos, y el cliente recibe una maquina practicamente vacia con un sistema operativo que debe actualizar, endurecer, monitorear y respaldar el mismo. Lo que gana es control total, porque puede instalar cualquier version de cualquier cosa, abrir los puertos que quiera y afinar el sistema. Lo que paga es trabajo operativo permanente, que en la practica se mide en horas de persona por semana dedicadas a aplicar parches de seguridad, rotar certificados y vigilar el espacio en disco. Para CloudLite Turnos, el ejemplo de la barberia con agendamiento de citas, elegir IaaS significaria que el equipo se compromete a administrar el sistema operativo donde corren la API y la base de datos; en un curso de doce semanas con dos o tres integrantes, eso consume justamente el tiempo que deberia dedicarse a disenar la arquitectura y a sustentarla.</w:t>
+        <w:t>IaaS, infraestructura como servicio, corta la linea justo encima de la virtualizacion: el proveedor entrega maquinas virtuales, redes y discos, y el cliente recibe una maquina practicamente vacia con un sistema operativo que debe actualizar, endurecer, monitorear y respaldar el mismo. Lo que gana es control total, porque puede instalar cualquier version de cualquier cosa, abrir los puertos que quiera y afinar el sistema. Lo que paga es trabajo operativo permanente, que en la practica se mide en horas de persona por semana dedicadas a aplicar parches de seguridad, rotar certificados y vigilar el espacio en disco. Para CloudLite Turnos, el ejemplo de la barberia con agendamiento de citas, elegir IaaS significaria que el estudiante se compromete a administrar el sistema operativo donde corren la API y la base de datos; en un curso de doce semanas, y trabajando solo o con dos companeros, eso consume justamente el tiempo que deberia dedicarse a disenar la arquitectura y a sustentarla.</w:t>
       </w:r>
     </w:p>
     <w:p>
@@ -305,7 +305,7 @@
           <w:color w:val="4A4A49"/>
           <w:sz w:val="22"/>
         </w:rPr>
-        <w:t>El entregable concreto es el ADR-001. Un ADR (Architecture Decision Record, registro de decision arquitectonica) es un documento corto, de media pagina a una pagina, que registra UNA sola decision con cinco secciones fijas: titulo con numero consecutivo, contexto (que problema y que restricciones existen), opciones consideradas, decision tomada y consecuencias. La regla de una decision por documento no es burocracia: es lo que permite que meses despues alguien lea por que se eligio algo sin depender de la memoria de nadie. Un ADR-001 aceptable para CloudLite Turnos diria en contexto: equipo de tres personas, doce semanas, sin presupuesto ni tarjeta de credito, y se requiere que el sistema este disponible el dia de la sustentacion. En opciones: IaaS con maquina virtual propia, descartada porque el equipo asumiria parches y respaldos del sistema operativo sin tiempo para ello; y SaaS de agendamiento ya existente, descartada porque el proyecto perderia su objeto, ya que no habria arquitectura que disenar sino solo configuracion. En decision: PaaS para la API, base de datos gestionada y SaaS para el correo. Y en consecuencias, que es la seccion que los estudiantes dejan vacia, deben aparecer tambien las malas: se acepta un arranque en frio de varios segundos tras inactividad, se acepta no poder afinar el sistema operativo y se acepta un amarre medio al proveedor, mitigado con contenedores.</w:t>
+        <w:t>El entregable concreto es el ADR-001. Un ADR (Architecture Decision Record, registro de decision arquitectonica) es un documento corto, de media pagina a una pagina, que registra UNA sola decision con cinco secciones fijas: titulo con numero consecutivo, contexto (que problema y que restricciones existen), opciones consideradas, decision tomada y consecuencias. La regla de una decision por documento no es burocracia: es lo que permite que meses despues alguien lea por que se eligio algo sin depender de la memoria de nadie. Un ADR-001 aceptable para CloudLite Turnos diria en contexto: un desarrollador (o un equipo de dos o tres, si el docente lo autorizo), doce semanas, sin presupuesto ni tarjeta de credito, y se requiere que el sistema este disponible el dia de la sustentacion. En opciones: IaaS con maquina virtual propia, descartada porque habria que asumir parches y respaldos del sistema operativo sin tiempo para ello; y SaaS de agendamiento ya existente, descartada porque el proyecto perderia su objeto, ya que no habria arquitectura que disenar sino solo configuracion. En decision: PaaS para la API, base de datos gestionada y SaaS para el correo. Y en consecuencias, que es la seccion que los estudiantes dejan vacia, deben aparecer tambien las malas: se acepta un arranque en frio de varios segundos tras inactividad, se acepta no poder afinar el sistema operativo y se acepta un amarre medio al proveedor, mitigado con contenedores.</w:t>
       </w:r>
     </w:p>
     <w:p>
@@ -325,7 +325,7 @@
           <w:color w:val="4A4A49"/>
           <w:sz w:val="22"/>
         </w:rPr>
-        <w:t>Error tipico del docente que no domina el tema: presentar IaaS, PaaS y SaaS como catalogos de marcas y no como un modelo conceptual de responsabilidad, con lo cual el estudiante memoriza nombres de productos que cambiaran en dos periodos y no aprende a preguntar quien administra que capa; aguas abajo, en la Clase 6 sera incapaz de decir de que es responsable su equipo en materia de seguridad, y en la Clase 10 no podra explicar por que su factura hipotetica sube o baja. El segundo error, especifico de una clase autonoma sin encuentro sincronico, es recibir ADR sin consecuencias negativas y darlos por buenos: un ADR que solo lista beneficios no es una decision, es una justificacion escrita despues de los hechos, y el equipo que lo entrega asi llegara a la Clase 11 sin poder explicar ningun trade-off de su arquitectura, que es justamente lo que se le exigira sustentar en la Clase 15.</w:t>
+        <w:t>Error tipico del docente que no domina el tema: presentar IaaS, PaaS y SaaS como catalogos de marcas y no como un modelo conceptual de responsabilidad, con lo cual el estudiante memoriza nombres de productos que cambiaran en dos periodos y no aprende a preguntar quien administra que capa; aguas abajo, en la Clase 6 sera incapaz de decir de que es responsable el en materia de seguridad, y en la Clase 10 no podra explicar por que su factura hipotetica sube o baja. El segundo error, especifico de una clase autonoma sin encuentro sincronico, es recibir ADR sin consecuencias negativas y darlos por buenos: un ADR que solo lista beneficios no es una decision, es una justificacion escrita despues de los hechos, y quien lo entrega asi llegara a la Clase 11 sin poder explicar ningun trade-off de su arquitectura, que es justamente lo que se le exigira sustentar en la Clase 15.</w:t>
       </w:r>
     </w:p>
     <w:p>
@@ -749,7 +749,7 @@
           <w:color w:val="4A4A49"/>
           <w:sz w:val="22"/>
         </w:rPr>
-        <w:t>Contexto: «CloudLite necesita correr una API y una base de datos; el equipo tiene 3 personas y cero presupuesto».</w:t>
+        <w:t>Contexto: «CloudLite necesita correr una API y una base de datos; lo desarrolla una persona en un semestre y con cero presupuesto».</w:t>
       </w:r>
     </w:p>
     <w:p>
@@ -1043,7 +1043,7 @@
           <w:color w:val="4A4A49"/>
           <w:sz w:val="22"/>
         </w:rPr>
-        <w:t>Explicación oral de 60 s por integrante (muestreo).</w:t>
+        <w:t>Explicación oral de 60 s por estudiante (muestreo; si autorizaste equipos, pregunta a cualquier integrante).</w:t>
       </w:r>
     </w:p>
     <w:p>
@@ -1198,7 +1198,7 @@
           <w:color w:val="4A4A49"/>
           <w:sz w:val="22"/>
         </w:rPr>
-        <w:t xml:space="preserve">comparas lo que entregan los equipos. </w:t>
+        <w:t xml:space="preserve">comparas lo que entregan los estudiantes. </w:t>
       </w:r>
       <w:r>
         <w:rPr>

--- a/Arquitectura de Sistemas Computacionales/Kit docente/Clase 2/Guion Docente Clase 2 - Modelos de servicio IaaS PaaS SaaS.docx
+++ b/Arquitectura de Sistemas Computacionales/Kit docente/Clase 2/Guion Docente Clase 2 - Modelos de servicio IaaS PaaS SaaS.docx
@@ -69,7 +69,7 @@
           <w:color w:val="4A4A49"/>
           <w:sz w:val="22"/>
         </w:rPr>
-        <w:t>Tipo: Actividad autónoma</w:t>
+        <w:t>Tipo: Clase regular (teoría + taller PI) · encuentro síncrono</w:t>
       </w:r>
     </w:p>
     <w:p>
@@ -245,7 +245,7 @@
           <w:color w:val="4A4A49"/>
           <w:sz w:val="22"/>
         </w:rPr>
-        <w:t>Esta clase es autonoma: no hay encuentro sincronico y el estudiante trabaja solo con este material, por lo que el texto debe bastar por si mismo y conviene publicarlo tal cual como lectura guiada, junto con la instruccion del entregable. El punto de partida es lo definido en la Clase 1: cada estudiante ya tiene un dominio para CloudLite App, tres a cinco capacidades, sus actores y un diagrama de contexto. La pregunta de hoy es la siguiente en orden logico: si ese sistema va a vivir en la nube, quien administra cada capa de la maquinaria que lo sostiene. No hay una sola respuesta, hay tres respuestas estandar que la industria llama IaaS, PaaS y SaaS, y elegir entre ellas es una decision de arquitectura con consecuencias medibles en costo, velocidad de entrega, seguridad y libertad futura.</w:t>
+        <w:t>Esta clase se dicta en sesion virtual sincrona, en el mismo bloque de 120 minutos de siempre: hay explicacion en vivo, taller acompanado y tiempo para preguntar, asi que este fundamento es material del docente para dictar y no una lectura que reemplace la clase. El punto de partida es lo definido en la Clase 1: cada estudiante ya tiene un dominio para CloudLite App, tres a cinco capacidades, sus actores y un diagrama de contexto. La pregunta de hoy es la siguiente en orden logico: si ese sistema va a vivir en la nube, quien administra cada capa de la maquinaria que lo sostiene. No hay una sola respuesta, hay tres respuestas estandar que la industria llama IaaS, PaaS y SaaS, y elegir entre ellas es una decision de arquitectura con consecuencias medibles en costo, velocidad de entrega, seguridad y libertad futura.</w:t>
       </w:r>
     </w:p>
     <w:p>
@@ -315,7 +315,7 @@
           <w:color w:val="4A4A49"/>
           <w:sz w:val="22"/>
         </w:rPr>
-        <w:t>Tres preguntas llegan por escrito en toda clase autonoma y conviene responderlas por anticipado en el mismo material. Cual de los tres modelos es el mejor: ninguno; la pregunta correcta es cual conviene para este componente, con este equipo y en este plazo, y responder que PaaS es mejor sin decir para que es la senal de que el ADR sera de relleno. Donde encaja serverless o las funciones como servicio: es una variante extrema de PaaS en la que no se administra ninguna instancia siempre encendida, se paga por invocacion y el codigo debe tolerar arrancar en frio; para efectos del curso se clasifica como PaaS anotando la diferencia. Y la mas comun: si elegimos PaaS, para que aprendemos Docker en la Clase 3 si la plataforma se encarga de todo. Respuesta: porque la plataforma construye internamente una imagen de contenedor con el codigo entregado, de modo que entender contenedores es entender que hace la plataforma por debajo, y porque el contenedor es precisamente el artefacto que vuelve reversible la decision de hoy. La Clase 4 usara este mismo ADR para justificar cuantas piezas tendra el sistema, y el Parcial 1 de la Clase 5 evalua la capacidad de ubicar la linea de responsabilidad en cada modelo.</w:t>
+        <w:t>Tres preguntas salen en voz alta en esta clase casi sin falta y conviene tener la respuesta lista, porque las tres se contestan en treinta segundos y desbloquean el taller. Cual de los tres modelos es el mejor: ninguno; la pregunta correcta es cual conviene para este componente, con este equipo y en este plazo, y responder que PaaS es mejor sin decir para que es la senal de que el ADR sera de relleno. Donde encaja serverless o las funciones como servicio: es una variante extrema de PaaS en la que no se administra ninguna instancia siempre encendida, se paga por invocacion y el codigo debe tolerar arrancar en frio; para efectos del curso se clasifica como PaaS anotando la diferencia. Y la mas comun: si elegimos PaaS, para que aprendemos Docker en la Clase 3 si la plataforma se encarga de todo. Respuesta: porque la plataforma construye internamente una imagen de contenedor con el codigo entregado, de modo que entender contenedores es entender que hace la plataforma por debajo, y porque el contenedor es precisamente el artefacto que vuelve reversible la decision de hoy. La Clase 4 usara este mismo ADR para justificar cuantas piezas tendra el sistema, y el Parcial 1 de la Clase 5 evalua la capacidad de ubicar la linea de responsabilidad en cada modelo.</w:t>
       </w:r>
     </w:p>
     <w:p>
@@ -325,7 +325,7 @@
           <w:color w:val="4A4A49"/>
           <w:sz w:val="22"/>
         </w:rPr>
-        <w:t>Error tipico del docente que no domina el tema: presentar IaaS, PaaS y SaaS como catalogos de marcas y no como un modelo conceptual de responsabilidad, con lo cual el estudiante memoriza nombres de productos que cambiaran en dos periodos y no aprende a preguntar quien administra que capa; aguas abajo, en la Clase 6 sera incapaz de decir de que es responsable el en materia de seguridad, y en la Clase 10 no podra explicar por que su factura hipotetica sube o baja. El segundo error, especifico de una clase autonoma sin encuentro sincronico, es recibir ADR sin consecuencias negativas y darlos por buenos: un ADR que solo lista beneficios no es una decision, es una justificacion escrita despues de los hechos, y quien lo entrega asi llegara a la Clase 11 sin poder explicar ningun trade-off de su arquitectura, que es justamente lo que se le exigira sustentar en la Clase 15.</w:t>
+        <w:t>Error tipico del docente que no domina el tema: presentar IaaS, PaaS y SaaS como catalogos de marcas y no como un modelo conceptual de responsabilidad, con lo cual el estudiante memoriza nombres de productos que cambiaran en dos periodos y no aprende a preguntar quien administra que capa; aguas abajo, en la Clase 6 sera incapaz de decir de que es responsable el en materia de seguridad, y en la Clase 10 no podra explicar por que su factura hipotetica sube o baja. El segundo error es dejar pasar ADR sin consecuencias negativas, y como esta clase tiene encuentro sincronico no hay excusa para no corregirlo en el momento: al pasar por los grupos en el tramo de taller, pregunte «que perdieron al elegir eso» antes de que el documento se suba. Un ADR que solo lista beneficios no es una decision, es una justificacion escrita despues de los hechos, y quien lo entrega asi llegara a la Clase 11 sin poder explicar ningun trade-off de su arquitectura, que es justamente lo que se le exigira sustentar en la Clase 15.</w:t>
       </w:r>
     </w:p>
     <w:p>
@@ -377,7 +377,7 @@
           <w:color w:val="1A1C1D"/>
           <w:sz w:val="32"/>
         </w:rPr>
-        <w:t>Modalidad autónoma (festivo)</w:t>
+        <w:t>0–10 · Encuadre PI</w:t>
       </w:r>
     </w:p>
     <w:p>
@@ -387,7 +387,23 @@
           <w:color w:val="4A4A49"/>
           <w:sz w:val="22"/>
         </w:rPr>
-        <w:t>Esta clase cae en festivo: no hay encuentro síncrono obligatorio. El estudiante trabaja solo,</w:t>
+        <w:t xml:space="preserve">Di casi literal: «Hoy avanzamos el PI CloudLite App en: </w:t>
+      </w:r>
+      <w:r>
+        <w:rPr>
+          <w:b/>
+          <w:color w:val="4A4A49"/>
+          <w:sz w:val="22"/>
+        </w:rPr>
+        <w:t>Decidir modelo dominante (IaaS/PaaS/SaaS) para CloudLite + ADR breve</w:t>
+      </w:r>
+      <w:r>
+        <w:rPr>
+          <w:b w:val="0"/>
+          <w:color w:val="4A4A49"/>
+          <w:sz w:val="22"/>
+        </w:rPr>
+        <w:t>.</w:t>
       </w:r>
     </w:p>
     <w:p>
@@ -397,39 +413,7 @@
           <w:color w:val="4A4A49"/>
           <w:sz w:val="22"/>
         </w:rPr>
-        <w:t xml:space="preserve">con </w:t>
-      </w:r>
-      <w:r>
-        <w:rPr>
-          <w:rFonts w:ascii="Consolas" w:hAnsi="Consolas"/>
-          <w:color w:val="111111"/>
-          <w:sz w:val="21"/>
-        </w:rPr>
-        <w:t>Presentacion.pptx</w:t>
-      </w:r>
-      <w:r>
-        <w:rPr>
-          <w:b w:val="0"/>
-          <w:color w:val="4A4A49"/>
-          <w:sz w:val="22"/>
-        </w:rPr>
-        <w:t xml:space="preserve"> + el taller de la carpeta </w:t>
-      </w:r>
-      <w:r>
-        <w:rPr>
-          <w:rFonts w:ascii="Consolas" w:hAnsi="Consolas"/>
-          <w:color w:val="111111"/>
-          <w:sz w:val="21"/>
-        </w:rPr>
-        <w:t>Clases/</w:t>
-      </w:r>
-      <w:r>
-        <w:rPr>
-          <w:b w:val="0"/>
-          <w:color w:val="4A4A49"/>
-          <w:sz w:val="22"/>
-        </w:rPr>
-        <w:t>. Por eso el material publicado</w:t>
+        <w:t>Entregable concreto: ADR-001: decisión de modelo de servicio + matriz de comparación aplicada al dominio.</w:t>
       </w:r>
     </w:p>
     <w:p>
@@ -439,23 +423,27 @@
           <w:color w:val="4A4A49"/>
           <w:sz w:val="22"/>
         </w:rPr>
-        <w:t xml:space="preserve">tiene que ser </w:t>
+        <w:t>Teoría breve y luego taller; no es un lab suelto.»</w:t>
       </w:r>
-      <w:r>
-        <w:rPr>
-          <w:b/>
-          <w:color w:val="4A4A49"/>
-          <w:sz w:val="22"/>
-        </w:rPr>
-        <w:t>autosuficiente</w:t>
-      </w:r>
+    </w:p>
+    <w:p>
       <w:r>
         <w:rPr>
           <w:b w:val="0"/>
           <w:color w:val="4A4A49"/>
           <w:sz w:val="22"/>
         </w:rPr>
-        <w:t>: lo que no quede escrito, nadie lo va a explicar en vivo.</w:t>
+        <w:t>Pasa la diapositiva de agenda y la de objetivos. Abre el enunciado PI si alguien aún no lo tiene.</w:t>
+      </w:r>
+    </w:p>
+    <w:p>
+      <w:r>
+        <w:rPr>
+          <w:b w:val="0"/>
+          <w:color w:val="4A4A49"/>
+          <w:sz w:val="22"/>
+        </w:rPr>
+        <w:t>Pregunta de arranque (1 min): «¿En qué quedó tu CloudLite la clase pasada?» — sirve para detectar estudiantes rezagados antes de avanzar.</w:t>
       </w:r>
     </w:p>
     <w:p>
@@ -468,41 +456,7 @@
           <w:color w:val="1A1C1D"/>
           <w:sz w:val="32"/>
         </w:rPr>
-        <w:t>Qué publicar (antes del día de la clase)</w:t>
-      </w:r>
-    </w:p>
-    <w:p>
-      <w:pPr>
-        <w:pStyle w:val="ListNumber"/>
-      </w:pPr>
-      <w:r>
-        <w:rPr>
-          <w:b w:val="0"/>
-          <w:color w:val="4A4A49"/>
-          <w:sz w:val="22"/>
-        </w:rPr>
-        <w:t>En ExamLab: las diapositivas, el taller y el recordatorio del hito del PI.</w:t>
-      </w:r>
-    </w:p>
-    <w:p>
-      <w:pPr>
-        <w:pStyle w:val="ListNumber"/>
-      </w:pPr>
-      <w:r>
-        <w:rPr>
-          <w:b w:val="0"/>
-          <w:color w:val="4A4A49"/>
-          <w:sz w:val="22"/>
-        </w:rPr>
-        <w:t xml:space="preserve">La sección «Fundamento teórico para el docente» de este guion, adaptada como </w:t>
-      </w:r>
-      <w:r>
-        <w:rPr>
-          <w:b/>
-          <w:color w:val="4A4A49"/>
-          <w:sz w:val="22"/>
-        </w:rPr>
-        <w:t>lectura guía</w:t>
+        <w:t>10–40 · Teoría Core (al servicio del taller)</w:t>
       </w:r>
     </w:p>
     <w:p>
@@ -512,12 +466,12 @@
           <w:color w:val="4A4A49"/>
           <w:sz w:val="22"/>
         </w:rPr>
-        <w:t>del estudiante — es el reemplazo de la explicación en vivo, no un anexo opcional.</w:t>
+        <w:t>Cubre estos conceptos, en este orden, ~10 min cada uno (son los títulos de las diapositivas de teoría):</w:t>
       </w:r>
     </w:p>
     <w:p>
       <w:pPr>
-        <w:pStyle w:val="ListNumber"/>
+        <w:pStyle w:val="ListBullet"/>
       </w:pPr>
       <w:r>
         <w:rPr>
@@ -525,23 +479,33 @@
           <w:color w:val="4A4A49"/>
           <w:sz w:val="22"/>
         </w:rPr>
-        <w:t xml:space="preserve">La </w:t>
+        <w:t>IaaS · PaaS · SaaS (sin cloud de pago)</w:t>
       </w:r>
-      <w:r>
-        <w:rPr>
-          <w:b/>
-          <w:color w:val="4A4A49"/>
-          <w:sz w:val="22"/>
-        </w:rPr>
-        <w:t>salida esperada</w:t>
-      </w:r>
+    </w:p>
+    <w:p>
+      <w:pPr>
+        <w:pStyle w:val="ListBullet"/>
+      </w:pPr>
       <w:r>
         <w:rPr>
           <w:b w:val="0"/>
           <w:color w:val="4A4A49"/>
           <w:sz w:val="22"/>
         </w:rPr>
-        <w:t xml:space="preserve"> del ejercicio (ver la demo de abajo), para que el estudiante autónomo</w:t>
+        <w:t>Cómo decidir para CloudLite</w:t>
+      </w:r>
+    </w:p>
+    <w:p>
+      <w:pPr>
+        <w:pStyle w:val="ListBullet"/>
+      </w:pPr>
+      <w:r>
+        <w:rPr>
+          <w:b w:val="0"/>
+          <w:color w:val="4A4A49"/>
+          <w:sz w:val="22"/>
+        </w:rPr>
+        <w:t>Plantilla ADR-001</w:t>
       </w:r>
     </w:p>
     <w:p>
@@ -551,20 +515,7 @@
           <w:color w:val="4A4A49"/>
           <w:sz w:val="22"/>
         </w:rPr>
-        <w:t>pueda comparar y saber si le quedó bien sin preguntarte.</w:t>
-      </w:r>
-    </w:p>
-    <w:p>
-      <w:pPr>
-        <w:pStyle w:val="ListNumber"/>
-      </w:pPr>
-      <w:r>
-        <w:rPr>
-          <w:b w:val="0"/>
-          <w:color w:val="4A4A49"/>
-          <w:sz w:val="22"/>
-        </w:rPr>
-        <w:t>Mensaje sugerido: «Clase 2 autónoma (festivo). Hoy avanzamos el PI en: Decidir modelo dominante (IaaS/PaaS/SaaS) para CloudLite + ADR breve.</w:t>
+        <w:t>El desarrollo completo de cada uno está arriba, en «Fundamento teórico para el docente»:</w:t>
       </w:r>
     </w:p>
     <w:p>
@@ -574,7 +525,27 @@
           <w:color w:val="4A4A49"/>
           <w:sz w:val="22"/>
         </w:rPr>
-        <w:t>Entregable: ADR-001: decisión de modelo de servicio + matriz de comparación aplicada al dominio. Fecha límite: domingo 23:59. Dudas por foro/correo institucional.»</w:t>
+        <w:t>esa sección está escrita para que puedas dictarla sin consultar otra fuente.</w:t>
+      </w:r>
+    </w:p>
+    <w:p>
+      <w:r>
+        <w:rPr>
+          <w:b w:val="0"/>
+          <w:color w:val="4A4A49"/>
+          <w:sz w:val="22"/>
+        </w:rPr>
+        <w:t>Cada 8–10 min amarra al artefacto: «esto es lo que van a dejar hoy en su informe/diagrama/repo».</w:t>
+      </w:r>
+    </w:p>
+    <w:p>
+      <w:r>
+        <w:rPr>
+          <w:b w:val="0"/>
+          <w:color w:val="4A4A49"/>
+          <w:sz w:val="22"/>
+        </w:rPr>
+        <w:t>Pide un estudiante voluntario y usa SU dominio como ejemplo en vivo (no el de la demo).</w:t>
       </w:r>
     </w:p>
     <w:p>
@@ -587,20 +558,25 @@
           <w:color w:val="1A1C1D"/>
           <w:sz w:val="32"/>
         </w:rPr>
-        <w:t>Cómo debería repartir su tiempo el estudiante (120 min equivalentes)</w:t>
+        <w:t>40–55 · Demo en vivo</w:t>
       </w:r>
     </w:p>
     <w:p>
-      <w:pPr>
-        <w:pStyle w:val="ListBullet"/>
-      </w:pPr>
+      <w:r>
+        <w:rPr>
+          <w:b w:val="0"/>
+          <w:color w:val="4A4A49"/>
+          <w:sz w:val="22"/>
+        </w:rPr>
+        <w:t xml:space="preserve">Herramienta del día: </w:t>
+      </w:r>
       <w:r>
         <w:rPr>
           <w:b/>
           <w:color w:val="4A4A49"/>
           <w:sz w:val="22"/>
         </w:rPr>
-        <w:t>0–15</w:t>
+        <w:t>Google Docs · draw.io (opcional)</w:t>
       </w:r>
       <w:r>
         <w:rPr>
@@ -608,104 +584,7 @@
           <w:color w:val="4A4A49"/>
           <w:sz w:val="22"/>
         </w:rPr>
-        <w:t xml:space="preserve"> Leer el encuadre y el objetivo del día; ubicar en qué quedó su CloudLite.</w:t>
-      </w:r>
-    </w:p>
-    <w:p>
-      <w:pPr>
-        <w:pStyle w:val="ListBullet"/>
-      </w:pPr>
-      <w:r>
-        <w:rPr>
-          <w:b/>
-          <w:color w:val="4A4A49"/>
-          <w:sz w:val="22"/>
-        </w:rPr>
-        <w:t>15–45</w:t>
-      </w:r>
-      <w:r>
-        <w:rPr>
-          <w:b w:val="0"/>
-          <w:color w:val="4A4A49"/>
-          <w:sz w:val="22"/>
-        </w:rPr>
-        <w:t xml:space="preserve"> Leer la teoría (lectura guía) y tomar notas directamente en el informe del PI.</w:t>
-      </w:r>
-    </w:p>
-    <w:p>
-      <w:pPr>
-        <w:pStyle w:val="ListBullet"/>
-      </w:pPr>
-      <w:r>
-        <w:rPr>
-          <w:b/>
-          <w:color w:val="4A4A49"/>
-          <w:sz w:val="22"/>
-        </w:rPr>
-        <w:t>45–60</w:t>
-      </w:r>
-      <w:r>
-        <w:rPr>
-          <w:b w:val="0"/>
-          <w:color w:val="4A4A49"/>
-          <w:sz w:val="22"/>
-        </w:rPr>
-        <w:t xml:space="preserve"> Revisar la salida esperada del ejercicio resuelto.</w:t>
-      </w:r>
-    </w:p>
-    <w:p>
-      <w:pPr>
-        <w:pStyle w:val="ListBullet"/>
-      </w:pPr>
-      <w:r>
-        <w:rPr>
-          <w:b/>
-          <w:color w:val="4A4A49"/>
-          <w:sz w:val="22"/>
-        </w:rPr>
-        <w:t>60–105</w:t>
-      </w:r>
-      <w:r>
-        <w:rPr>
-          <w:b w:val="0"/>
-          <w:color w:val="4A4A49"/>
-          <w:sz w:val="22"/>
-        </w:rPr>
-        <w:t xml:space="preserve"> Desarrollar el taller sobre su propio CloudLite.</w:t>
-      </w:r>
-    </w:p>
-    <w:p>
-      <w:pPr>
-        <w:pStyle w:val="ListBullet"/>
-      </w:pPr>
-      <w:r>
-        <w:rPr>
-          <w:b/>
-          <w:color w:val="4A4A49"/>
-          <w:sz w:val="22"/>
-        </w:rPr>
-        <w:t>105–120</w:t>
-      </w:r>
-      <w:r>
-        <w:rPr>
-          <w:b w:val="0"/>
-          <w:color w:val="4A4A49"/>
-          <w:sz w:val="22"/>
-        </w:rPr>
-        <w:t xml:space="preserve"> Empaquetar la evidencia y subirla a ExamLab.</w:t>
-      </w:r>
-    </w:p>
-    <w:p>
-      <w:pPr>
-        <w:spacing w:before="200" w:after="60"/>
-      </w:pPr>
-      <w:r>
-        <w:rPr>
-          <w:b/>
-          <w:color w:val="1A1C1D"/>
-          <w:sz w:val="32"/>
-        </w:rPr>
-        <w:t>La demo, en versión asíncrona</w:t>
+        <w:t>.</w:t>
       </w:r>
     </w:p>
     <w:p>
@@ -798,7 +677,23 @@
           <w:color w:val="4A4A49"/>
           <w:sz w:val="22"/>
         </w:rPr>
-        <w:t>Publica esto como pasos escritos o como un video corto (3–5 min) grabado con estos mismos pasos.</w:t>
+        <w:t xml:space="preserve">Narra los clics en voz alta. Si falla la red, proyecta las capturas de </w:t>
+      </w:r>
+      <w:r>
+        <w:rPr>
+          <w:rFonts w:ascii="Consolas" w:hAnsi="Consolas"/>
+          <w:color w:val="111111"/>
+          <w:sz w:val="21"/>
+        </w:rPr>
+        <w:t>Kit docente/Clase 2/Capturas/</w:t>
+      </w:r>
+      <w:r>
+        <w:rPr>
+          <w:b w:val="0"/>
+          <w:color w:val="4A4A49"/>
+          <w:sz w:val="22"/>
+        </w:rPr>
+        <w:t>.</w:t>
       </w:r>
     </w:p>
     <w:p>
@@ -808,7 +703,7 @@
           <w:color w:val="4A4A49"/>
           <w:sz w:val="22"/>
         </w:rPr>
-        <w:t>Sin uno de los dos, el estudiante autónomo no tiene con qué comparar su resultado.</w:t>
+        <w:t>Cierra la demo con: «copien la estructura, no el dominio de mi ejemplo.»</w:t>
       </w:r>
     </w:p>
     <w:p>
@@ -821,20 +716,7 @@
           <w:color w:val="1A1C1D"/>
           <w:sz w:val="32"/>
         </w:rPr>
-        <w:t>Seguimiento (lo que sí es tu trabajo esa semana)</w:t>
-      </w:r>
-    </w:p>
-    <w:p>
-      <w:pPr>
-        <w:pStyle w:val="ListNumber"/>
-      </w:pPr>
-      <w:r>
-        <w:rPr>
-          <w:b w:val="0"/>
-          <w:color w:val="4A4A49"/>
-          <w:sz w:val="22"/>
-        </w:rPr>
-        <w:t>Revisa las entregas del domingo 23:59 con la lista de errores frecuentes de abajo:</w:t>
+        <w:t>55–100 · Taller guiado PI (individual · equipos de 2–3 solo si tú los autorizaste)</w:t>
       </w:r>
     </w:p>
     <w:p>
@@ -844,33 +726,7 @@
           <w:color w:val="4A4A49"/>
           <w:sz w:val="22"/>
         </w:rPr>
-        <w:t>en modalidad autónoma esos errores aparecen más, porque nadie los corrigió en el momento.</w:t>
-      </w:r>
-    </w:p>
-    <w:p>
-      <w:pPr>
-        <w:pStyle w:val="ListNumber"/>
-      </w:pPr>
-      <w:r>
-        <w:rPr>
-          <w:b w:val="0"/>
-          <w:color w:val="4A4A49"/>
-          <w:sz w:val="22"/>
-        </w:rPr>
-        <w:t>Deja feedback breve orientado a la rúbrica del PI, nombrando el error y la corrección.</w:t>
-      </w:r>
-    </w:p>
-    <w:p>
-      <w:pPr>
-        <w:pStyle w:val="ListNumber"/>
-      </w:pPr>
-      <w:r>
-        <w:rPr>
-          <w:b w:val="0"/>
-          <w:color w:val="4A4A49"/>
-          <w:sz w:val="22"/>
-        </w:rPr>
-        <w:t>En la siguiente clase regular, dedica los primeros 10 min a los 2 errores más repetidos.</w:t>
+        <w:t>Proyecta la lista de pasos del taller del estudiante (está en la sección «Actividad / taller» de este guion).</w:t>
       </w:r>
     </w:p>
     <w:p>
@@ -880,7 +736,17 @@
           <w:color w:val="4A4A49"/>
           <w:sz w:val="22"/>
         </w:rPr>
-        <w:t>Es el sustituto de la retroalimentación en vivo que esta clase no tuvo.</w:t>
+        <w:t>Circula por mesas/Meet con la lista de errores frecuentes de abajo en la mano: son los que vas a ver hoy.</w:t>
+      </w:r>
+    </w:p>
+    <w:p>
+      <w:r>
+        <w:rPr>
+          <w:b w:val="0"/>
+          <w:color w:val="4A4A49"/>
+          <w:sz w:val="22"/>
+        </w:rPr>
+        <w:t>A los 80 min anuncia: «faltan 20 min. Falta evidencia: PNG/YAML/enlace. Empiecen a subir borrador.»</w:t>
       </w:r>
     </w:p>
     <w:p>
@@ -893,7 +759,7 @@
           <w:color w:val="1A1C1D"/>
           <w:sz w:val="32"/>
         </w:rPr>
-        <w:t>Si ofreces office hours voluntario (opcional, 20–30 min)</w:t>
+        <w:t>100–115 · Comprobación y evidencias</w:t>
       </w:r>
     </w:p>
     <w:p>
@@ -903,7 +769,7 @@
           <w:color w:val="4A4A49"/>
           <w:sz w:val="22"/>
         </w:rPr>
-        <w:t>Resuelve bloqueos concretos de diagrama/ADR/lab. Usa las preguntas de comprobación de abajo</w:t>
+        <w:t>Haz 3–4 de las preguntas de comprobación oral de abajo, a personas distintas y al azar</w:t>
       </w:r>
     </w:p>
     <w:p>
@@ -913,7 +779,114 @@
           <w:color w:val="4A4A49"/>
           <w:sz w:val="22"/>
         </w:rPr>
-        <w:t>para detectar quién entendió y quién solo copió la plantilla. No adelantes contenido de Parcial.</w:t>
+        <w:t>(no al que levanta la mano). Es el mecanismo para verificar la regla de los 60 segundos.</w:t>
+      </w:r>
+    </w:p>
+    <w:p>
+      <w:r>
+        <w:rPr>
+          <w:b w:val="0"/>
+          <w:color w:val="4A4A49"/>
+          <w:sz w:val="22"/>
+        </w:rPr>
+        <w:t xml:space="preserve">Aplica el quiz corto de </w:t>
+      </w:r>
+      <w:r>
+        <w:rPr>
+          <w:rFonts w:ascii="Consolas" w:hAnsi="Consolas"/>
+          <w:color w:val="111111"/>
+          <w:sz w:val="21"/>
+        </w:rPr>
+        <w:t>Kit docente/Clase 2/Quiz Clase 2 - Modelos de servicio IaaS PaaS SaaS.docx</w:t>
+      </w:r>
+    </w:p>
+    <w:p>
+      <w:r>
+        <w:rPr>
+          <w:b w:val="0"/>
+          <w:color w:val="4A4A49"/>
+          <w:sz w:val="22"/>
+        </w:rPr>
+        <w:t xml:space="preserve">(la clave va en archivo aparte y </w:t>
+      </w:r>
+      <w:r>
+        <w:rPr>
+          <w:b/>
+          <w:color w:val="4A4A49"/>
+          <w:sz w:val="22"/>
+        </w:rPr>
+        <w:t>no se proyecta</w:t>
+      </w:r>
+      <w:r>
+        <w:rPr>
+          <w:b w:val="0"/>
+          <w:color w:val="4A4A49"/>
+          <w:sz w:val="22"/>
+        </w:rPr>
+        <w:t>).</w:t>
+      </w:r>
+    </w:p>
+    <w:p>
+      <w:r>
+        <w:rPr>
+          <w:b w:val="0"/>
+          <w:color w:val="4A4A49"/>
+          <w:sz w:val="22"/>
+        </w:rPr>
+        <w:t>Mientras responden, verifica que el entregable esté realmente subido.</w:t>
+      </w:r>
+    </w:p>
+    <w:p>
+      <w:r>
+        <w:rPr>
+          <w:b w:val="0"/>
+          <w:color w:val="4A4A49"/>
+          <w:sz w:val="22"/>
+        </w:rPr>
+        <w:t>Retroalimenta 2–3 estudiantes en voz alta, nombrando el error y la corrección concreta.</w:t>
+      </w:r>
+    </w:p>
+    <w:p>
+      <w:pPr>
+        <w:spacing w:before="200" w:after="60"/>
+      </w:pPr>
+      <w:r>
+        <w:rPr>
+          <w:b/>
+          <w:color w:val="1A1C1D"/>
+          <w:sz w:val="32"/>
+        </w:rPr>
+        <w:t>115–120 · Cierre</w:t>
+      </w:r>
+    </w:p>
+    <w:p>
+      <w:r>
+        <w:rPr>
+          <w:b w:val="0"/>
+          <w:color w:val="4A4A49"/>
+          <w:sz w:val="22"/>
+        </w:rPr>
+        <w:t>Di: «Queda avanzado: Decidir modelo dominante (IaaS/PaaS/SaaS) para CloudLite + ADR breve.</w:t>
+      </w:r>
+    </w:p>
+    <w:p>
+      <w:r>
+        <w:rPr>
+          <w:b w:val="0"/>
+          <w:color w:val="4A4A49"/>
+          <w:sz w:val="22"/>
+        </w:rPr>
+        <w:t>Criterio de éxito: el estudiante explica su artefacto en 60 s.</w:t>
+      </w:r>
+    </w:p>
+    <w:p>
+      <w:r>
+        <w:rPr>
+          <w:b w:val="0"/>
+          <w:color w:val="4A4A49"/>
+          <w:sz w:val="22"/>
+        </w:rPr>
+        <w:t>Entrega domingo 23:59 en ExamLab. Siguiente hito del PI según el plan.»</w:t>
       </w:r>
     </w:p>
     <w:p>
@@ -939,7 +912,7 @@
           <w:color w:val="4A4A49"/>
           <w:sz w:val="22"/>
         </w:rPr>
-        <w:t>Paso 1: relea la ficha y el C4 Context de la Clase 1 y copie en el encabezado del ADR el nombre del dominio y las 4 capacidades ya aprobadas, verificando que sean literalmente las mismas 4 y que no cambia de dominio a mitad de camino, porque al ser clase autonoma nadie corregira la inconsistencia antes de la entrega.</w:t>
+        <w:t>Paso 1: relea la ficha y el C4 Context de la Clase 1 y copie en el encabezado del ADR el nombre del dominio y las 4 capacidades ya aprobadas, verificando que sean literalmente las mismas 4 y que no cambia de dominio a mitad de camino, porque una inconsistencia aqui arrastra error en todos los diagramas que siguen.</w:t>
       </w:r>
     </w:p>
     <w:p>

--- a/Arquitectura de Sistemas Computacionales/Kit docente/Clase 2/Guion Docente Clase 2 - Modelos de servicio IaaS PaaS SaaS.docx
+++ b/Arquitectura de Sistemas Computacionales/Kit docente/Clase 2/Guion Docente Clase 2 - Modelos de servicio IaaS PaaS SaaS.docx
@@ -1323,7 +1323,7 @@
           <w:color w:val="4A4A49"/>
           <w:sz w:val="22"/>
         </w:rPr>
-        <w:t>Plataforma de entrega: ExamLab (https://examlab.lovable.app/). No es la plataforma oficial de la UNIAJC; la universidad no tiene campus virtual propio.</w:t>
+        <w:t>Plataforma de entrega: ExamLab (https://uniaj.examlab.workers.dev/). No es la plataforma oficial de la UNIAJC; la universidad no tiene campus virtual propio.</w:t>
       </w:r>
     </w:p>
     <w:p>

--- a/Arquitectura de Sistemas Computacionales/Kit docente/Clase 2/Guion Docente Clase 2 - Modelos de servicio IaaS PaaS SaaS.docx
+++ b/Arquitectura de Sistemas Computacionales/Kit docente/Clase 2/Guion Docente Clase 2 - Modelos de servicio IaaS PaaS SaaS.docx
@@ -329,13 +329,26 @@
       </w:r>
     </w:p>
     <w:p>
+      <w:pPr>
+        <w:spacing w:before="200" w:after="60"/>
+      </w:pPr>
+      <w:r>
+        <w:rPr>
+          <w:b/>
+          <w:color w:val="1A1C1D"/>
+          <w:sz w:val="32"/>
+        </w:rPr>
+        <w:t>Referencias a diapositivas</w:t>
+      </w:r>
+    </w:p>
+    <w:p>
       <w:r>
         <w:rPr>
           <w:b w:val="0"/>
           <w:color w:val="4A4A49"/>
           <w:sz w:val="22"/>
         </w:rPr>
-        <w:t xml:space="preserve">Referencia de slides: </w:t>
+        <w:t xml:space="preserve">Numeración real del deck </w:t>
       </w:r>
       <w:r>
         <w:rPr>
@@ -351,7 +364,186 @@
           <w:color w:val="4A4A49"/>
           <w:sz w:val="22"/>
         </w:rPr>
-        <w:t xml:space="preserve"> (solo tema de esta clase).</w:t>
+        <w:t xml:space="preserve"> (solo tema</w:t>
+      </w:r>
+    </w:p>
+    <w:p>
+      <w:r>
+        <w:rPr>
+          <w:b w:val="0"/>
+          <w:color w:val="4A4A49"/>
+          <w:sz w:val="22"/>
+        </w:rPr>
+        <w:t>de esta clase). Las etiquetas [Slide N] del plan y del fundamento apuntan aquí.</w:t>
+      </w:r>
+    </w:p>
+    <w:p>
+      <w:pPr>
+        <w:pStyle w:val="ListNumber"/>
+      </w:pPr>
+      <w:r>
+        <w:rPr>
+          <w:b w:val="0"/>
+          <w:color w:val="4A4A49"/>
+          <w:sz w:val="22"/>
+        </w:rPr>
+        <w:t>Portada · Clase 2 · Modelos de servicio: IaaS, PaaS, SaaS</w:t>
+      </w:r>
+    </w:p>
+    <w:p>
+      <w:pPr>
+        <w:pStyle w:val="ListNumber"/>
+      </w:pPr>
+      <w:r>
+        <w:rPr>
+          <w:b w:val="0"/>
+          <w:color w:val="4A4A49"/>
+          <w:sz w:val="22"/>
+        </w:rPr>
+        <w:t>Agenda de hoy (120 min)</w:t>
+      </w:r>
+    </w:p>
+    <w:p>
+      <w:pPr>
+        <w:pStyle w:val="ListNumber"/>
+      </w:pPr>
+      <w:r>
+        <w:rPr>
+          <w:b w:val="0"/>
+          <w:color w:val="4A4A49"/>
+          <w:sz w:val="22"/>
+        </w:rPr>
+        <w:t>Objetivos de la clase</w:t>
+      </w:r>
+    </w:p>
+    <w:p>
+      <w:pPr>
+        <w:pStyle w:val="ListNumber"/>
+      </w:pPr>
+      <w:r>
+        <w:rPr>
+          <w:b w:val="0"/>
+          <w:color w:val="4A4A49"/>
+          <w:sz w:val="22"/>
+        </w:rPr>
+        <w:t>PI CloudLite — entregable de hoy</w:t>
+      </w:r>
+    </w:p>
+    <w:p>
+      <w:pPr>
+        <w:pStyle w:val="ListNumber"/>
+      </w:pPr>
+      <w:r>
+        <w:rPr>
+          <w:b w:val="0"/>
+          <w:color w:val="4A4A49"/>
+          <w:sz w:val="22"/>
+        </w:rPr>
+        <w:t>IaaS · PaaS · SaaS (sin cloud de pago)</w:t>
+      </w:r>
+    </w:p>
+    <w:p>
+      <w:pPr>
+        <w:pStyle w:val="ListNumber"/>
+      </w:pPr>
+      <w:r>
+        <w:rPr>
+          <w:b w:val="0"/>
+          <w:color w:val="4A4A49"/>
+          <w:sz w:val="22"/>
+        </w:rPr>
+        <w:t>Cómo decidir para CloudLite</w:t>
+      </w:r>
+    </w:p>
+    <w:p>
+      <w:pPr>
+        <w:pStyle w:val="ListNumber"/>
+      </w:pPr>
+      <w:r>
+        <w:rPr>
+          <w:b w:val="0"/>
+          <w:color w:val="4A4A49"/>
+          <w:sz w:val="22"/>
+        </w:rPr>
+        <w:t>Plantilla ADR-001</w:t>
+      </w:r>
+    </w:p>
+    <w:p>
+      <w:pPr>
+        <w:pStyle w:val="ListNumber"/>
+      </w:pPr>
+      <w:r>
+        <w:rPr>
+          <w:b w:val="0"/>
+          <w:color w:val="4A4A49"/>
+          <w:sz w:val="22"/>
+        </w:rPr>
+        <w:t>ADR-001 — la plantilla completa cabe en una pagina</w:t>
+      </w:r>
+    </w:p>
+    <w:p>
+      <w:pPr>
+        <w:pStyle w:val="ListNumber"/>
+      </w:pPr>
+      <w:r>
+        <w:rPr>
+          <w:b w:val="0"/>
+          <w:color w:val="4A4A49"/>
+          <w:sz w:val="22"/>
+        </w:rPr>
+        <w:t>Herramientas de hoy</w:t>
+      </w:r>
+    </w:p>
+    <w:p>
+      <w:pPr>
+        <w:pStyle w:val="ListNumber"/>
+      </w:pPr>
+      <w:r>
+        <w:rPr>
+          <w:b w:val="0"/>
+          <w:color w:val="4A4A49"/>
+          <w:sz w:val="22"/>
+        </w:rPr>
+        <w:t>Del boceto a ExamLab (diagrama)</w:t>
+      </w:r>
+    </w:p>
+    <w:p>
+      <w:pPr>
+        <w:pStyle w:val="ListNumber"/>
+      </w:pPr>
+      <w:r>
+        <w:rPr>
+          <w:b w:val="0"/>
+          <w:color w:val="4A4A49"/>
+          <w:sz w:val="22"/>
+        </w:rPr>
+        <w:t>Taller PI (paso a paso)</w:t>
+      </w:r>
+    </w:p>
+    <w:p>
+      <w:pPr>
+        <w:pStyle w:val="ListNumber"/>
+      </w:pPr>
+      <w:r>
+        <w:rPr>
+          <w:b w:val="0"/>
+          <w:color w:val="4A4A49"/>
+          <w:sz w:val="22"/>
+        </w:rPr>
+        <w:t>Para continuar (PI)</w:t>
+      </w:r>
+    </w:p>
+    <w:p>
+      <w:pPr>
+        <w:pStyle w:val="ListNumber"/>
+      </w:pPr>
+      <w:r>
+        <w:rPr>
+          <w:b w:val="0"/>
+          <w:color w:val="4A4A49"/>
+          <w:sz w:val="22"/>
+        </w:rPr>
+        <w:t>Clase 2 · PI en movimiento</w:t>
       </w:r>
     </w:p>
     <w:p>
@@ -377,7 +569,7 @@
           <w:color w:val="1A1C1D"/>
           <w:sz w:val="32"/>
         </w:rPr>
-        <w:t>0–10 · Encuadre PI</w:t>
+        <w:t>0–10 · Encuadre PI · [Slide 2][Slide 3][Slide 4]</w:t>
       </w:r>
     </w:p>
     <w:p>
@@ -456,7 +648,7 @@
           <w:color w:val="1A1C1D"/>
           <w:sz w:val="32"/>
         </w:rPr>
-        <w:t>10–40 · Teoría Core (al servicio del taller)</w:t>
+        <w:t>10–40 · Teoría Core (al servicio del taller) · desde [Slide 5]</w:t>
       </w:r>
     </w:p>
     <w:p>
@@ -558,7 +750,7 @@
           <w:color w:val="1A1C1D"/>
           <w:sz w:val="32"/>
         </w:rPr>
-        <w:t>40–55 · Demo en vivo</w:t>
+        <w:t>40–55 · Demo en vivo · [Slide 10]</w:t>
       </w:r>
     </w:p>
     <w:p>
@@ -707,6 +899,142 @@
       </w:r>
     </w:p>
     <w:p>
+      <w:r>
+        <w:rPr>
+          <w:b/>
+          <w:color w:val="4A4A49"/>
+          <w:sz w:val="22"/>
+        </w:rPr>
+        <w:t>Cierra la demo dentro de ExamLab</w:t>
+      </w:r>
+      <w:r>
+        <w:rPr>
+          <w:b w:val="0"/>
+          <w:color w:val="4A4A49"/>
+          <w:sz w:val="22"/>
+        </w:rPr>
+        <w:t xml:space="preserve"> [Slide 10] — es el paso que el estudiante no adivina: pasa el boceto a codigo Mermaid con ayuda de una IA, pegalo en la pregunta de diagrama y muestralo renderizado.</w:t>
+      </w:r>
+    </w:p>
+    <w:p>
+      <w:r>
+        <w:rPr>
+          <w:b/>
+          <w:color w:val="4A4A49"/>
+          <w:sz w:val="22"/>
+        </w:rPr>
+        <w:t>Del boceto al codigo Mermaid.</w:t>
+      </w:r>
+      <w:r>
+        <w:rPr>
+          <w:b w:val="0"/>
+          <w:color w:val="4A4A49"/>
+          <w:sz w:val="22"/>
+        </w:rPr>
+        <w:t xml:space="preserve"> No subas una imagen: la respuesta de esta pregunta es texto Mermaid.</w:t>
+      </w:r>
+    </w:p>
+    <w:p>
+      <w:pPr>
+        <w:pStyle w:val="ListBullet"/>
+      </w:pPr>
+      <w:r>
+        <w:rPr>
+          <w:b/>
+          <w:color w:val="4A4A49"/>
+          <w:sz w:val="22"/>
+        </w:rPr>
+        <w:t>1. Disena visual</w:t>
+      </w:r>
+      <w:r>
+        <w:rPr>
+          <w:b w:val="0"/>
+          <w:color w:val="4A4A49"/>
+          <w:sz w:val="22"/>
+        </w:rPr>
+        <w:t xml:space="preserve"> Dibuja el diagrama como quieras en Excalidraw o draw.io: es mas rapido arrastrar cajas que escribir codigo, y ahi es donde piensas el modelo.</w:t>
+      </w:r>
+    </w:p>
+    <w:p>
+      <w:pPr>
+        <w:pStyle w:val="ListBullet"/>
+      </w:pPr>
+      <w:r>
+        <w:rPr>
+          <w:b/>
+          <w:color w:val="4A4A49"/>
+          <w:sz w:val="22"/>
+        </w:rPr>
+        <w:t>2. Traduce con IA</w:t>
+      </w:r>
+      <w:r>
+        <w:rPr>
+          <w:b w:val="0"/>
+          <w:color w:val="4A4A49"/>
+          <w:sz w:val="22"/>
+        </w:rPr>
+        <w:t xml:space="preserve"> Copia o describe tu boceto a una IA y pidele el codigo Mermaid: «convierte este diagrama a Mermaid usando </w:t>
+      </w:r>
+      <w:r>
+        <w:rPr>
+          <w:rFonts w:ascii="Consolas" w:hAnsi="Consolas"/>
+          <w:color w:val="111111"/>
+          <w:sz w:val="21"/>
+        </w:rPr>
+        <w:t>flowchart</w:t>
+      </w:r>
+      <w:r>
+        <w:rPr>
+          <w:b w:val="0"/>
+          <w:color w:val="4A4A49"/>
+          <w:sz w:val="22"/>
+        </w:rPr>
+        <w:t>». Revisa el resultado: la IA acierta la sintaxis, no tu modelo.</w:t>
+      </w:r>
+    </w:p>
+    <w:p>
+      <w:pPr>
+        <w:pStyle w:val="ListBullet"/>
+      </w:pPr>
+      <w:r>
+        <w:rPr>
+          <w:b/>
+          <w:color w:val="4A4A49"/>
+          <w:sz w:val="22"/>
+        </w:rPr>
+        <w:t>3. Pega y renderiza en ExamLab</w:t>
+      </w:r>
+      <w:r>
+        <w:rPr>
+          <w:b w:val="0"/>
+          <w:color w:val="4A4A49"/>
+          <w:sz w:val="22"/>
+        </w:rPr>
+        <w:t xml:space="preserve"> Pega ese codigo en la caja de texto de la pregunta y mira como lo dibuja la plataforma. Si no renderiza, corrige ahi mismo: lo que se califica es el diagrama renderizado dentro de ExamLab.</w:t>
+      </w:r>
+    </w:p>
+    <w:p>
+      <w:pPr>
+        <w:pStyle w:val="ListBullet"/>
+      </w:pPr>
+      <w:r>
+        <w:rPr>
+          <w:b/>
+          <w:color w:val="4A4A49"/>
+          <w:sz w:val="22"/>
+        </w:rPr>
+        <w:t>4. Guarda el PNG para tu PI</w:t>
+      </w:r>
+      <w:r>
+        <w:rPr>
+          <w:b w:val="0"/>
+          <w:color w:val="4A4A49"/>
+          <w:sz w:val="22"/>
+        </w:rPr>
+        <w:t xml:space="preserve"> Exporta tambien la imagen a la carpeta de tu Proyecto Integrador. Esa copia es para tu informe; no reemplaza la respuesta en la plataforma.</w:t>
+      </w:r>
+    </w:p>
+    <w:p>
       <w:pPr>
         <w:spacing w:before="200" w:after="60"/>
       </w:pPr>
@@ -716,7 +1044,7 @@
           <w:color w:val="1A1C1D"/>
           <w:sz w:val="32"/>
         </w:rPr>
-        <w:t>55–100 · Taller guiado PI (individual · equipos de 2–3 solo si tú los autorizaste)</w:t>
+        <w:t>55–100 · Taller guiado PI (individual · equipos de 2–3 solo si tú los autorizaste) · [Slide 11]</w:t>
       </w:r>
     </w:p>
     <w:p>
@@ -856,7 +1184,7 @@
           <w:color w:val="1A1C1D"/>
           <w:sz w:val="32"/>
         </w:rPr>
-        <w:t>115–120 · Cierre</w:t>
+        <w:t>115–120 · Cierre · [Slide 13]</w:t>
       </w:r>
     </w:p>
     <w:p>
@@ -1271,12 +1599,28 @@
           <w:color w:val="C23E12"/>
           <w:sz w:val="21"/>
         </w:rPr>
-        <w:t>📸  Pantallazo: herramienta del día en uso con artefacto CloudLite</w:t>
+        <w:t>📸  La herramienta del día en uso con el artefacto CloudLite</w:t>
       </w:r>
     </w:p>
     <w:p>
       <w:pPr>
         <w:shd w:val="clear" w:fill="F2F2F3"/>
+        <w:spacing w:after="20"/>
+      </w:pPr>
+      <w:r>
+        <w:rPr>
+          <w:b/>
+          <w:i/>
+          <w:color w:val="4A4A49"/>
+          <w:sz w:val="18"/>
+        </w:rPr>
+        <w:t>Esta imagen todavía no existe. Cómo producirla:</w:t>
+      </w:r>
+    </w:p>
+    <w:p>
+      <w:pPr>
+        <w:shd w:val="clear" w:fill="F2F2F3"/>
+        <w:ind w:left="216"/>
       </w:pPr>
       <w:r>
         <w:rPr>
@@ -1284,20 +1628,50 @@
           <w:color w:val="4A4A49"/>
           <w:sz w:val="18"/>
         </w:rPr>
-        <w:t>[  Inserta aquí la captura de pantalla  ]</w:t>
+        <w:t>1) Abre Google Docs · draw.io (opcional) y repite la demo de este guion.  2) Captura solo la ventana útil, no el escritorio completo.  3) Recorta a ~1200 px de ancho.  4) Guárdala como Kit docente/Clase 2/Capturas/demo-clase02.png.  5) Vuelve a generar el guion y la imagen queda embebida aquí sola. Detalle en Capturas/README.txt.</w:t>
       </w:r>
     </w:p>
     <w:p>
       <w:pPr>
-        <w:pStyle w:val="ListBullet"/>
+        <w:shd w:val="clear" w:fill="FFF4EC"/>
+        <w:spacing w:before="80" w:after="40"/>
       </w:pPr>
       <w:r>
         <w:rPr>
-          <w:b w:val="0"/>
+          <w:b/>
+          <w:color w:val="C23E12"/>
+          <w:sz w:val="21"/>
+        </w:rPr>
+        <w:t>📸  Evidencia del entregable de un estudiante (diagrama / YAML / lab)</w:t>
+      </w:r>
+    </w:p>
+    <w:p>
+      <w:pPr>
+        <w:shd w:val="clear" w:fill="F2F2F3"/>
+        <w:spacing w:after="20"/>
+      </w:pPr>
+      <w:r>
+        <w:rPr>
+          <w:b/>
+          <w:i/>
           <w:color w:val="4A4A49"/>
-          <w:sz w:val="22"/>
+          <w:sz w:val="18"/>
         </w:rPr>
-        <w:t>📸 Pantallazo: evidencia de entregable (diagrama/YAML/lab)</w:t>
+        <w:t>Esta imagen todavía no existe. Cómo producirla:</w:t>
+      </w:r>
+    </w:p>
+    <w:p>
+      <w:pPr>
+        <w:shd w:val="clear" w:fill="F2F2F3"/>
+        <w:ind w:left="216"/>
+      </w:pPr>
+      <w:r>
+        <w:rPr>
+          <w:i/>
+          <w:color w:val="4A4A49"/>
+          <w:sz w:val="18"/>
+        </w:rPr>
+        <w:t>1) Con permiso del estudiante, captura su artefacto de hoy.  2) Recorta nombre y correo antes de guardar.  3) Guárdala como Kit docente/Clase 2/Capturas/evidencia-clase02.png.  4) Es para tu registro del corte; no se proyecta en clase.</w:t>
       </w:r>
     </w:p>
     <w:p>

--- a/Arquitectura de Sistemas Computacionales/Kit docente/Clase 2/Guion Docente Clase 2 - Modelos de servicio IaaS PaaS SaaS.docx
+++ b/Arquitectura de Sistemas Computacionales/Kit docente/Clase 2/Guion Docente Clase 2 - Modelos de servicio IaaS PaaS SaaS.docx
@@ -504,19 +504,6 @@
           <w:color w:val="4A4A49"/>
           <w:sz w:val="22"/>
         </w:rPr>
-        <w:t>Del boceto a ExamLab (diagrama)</w:t>
-      </w:r>
-    </w:p>
-    <w:p>
-      <w:pPr>
-        <w:pStyle w:val="ListNumber"/>
-      </w:pPr>
-      <w:r>
-        <w:rPr>
-          <w:b w:val="0"/>
-          <w:color w:val="4A4A49"/>
-          <w:sz w:val="22"/>
-        </w:rPr>
         <w:t>Taller PI (paso a paso)</w:t>
       </w:r>
     </w:p>
@@ -750,7 +737,7 @@
           <w:color w:val="1A1C1D"/>
           <w:sz w:val="32"/>
         </w:rPr>
-        <w:t>40–55 · Demo en vivo · [Slide 10]</w:t>
+        <w:t>40–55 · Demo en vivo ·</w:t>
       </w:r>
     </w:p>
     <w:p>
@@ -899,142 +886,6 @@
       </w:r>
     </w:p>
     <w:p>
-      <w:r>
-        <w:rPr>
-          <w:b/>
-          <w:color w:val="4A4A49"/>
-          <w:sz w:val="22"/>
-        </w:rPr>
-        <w:t>Cierra la demo dentro de ExamLab</w:t>
-      </w:r>
-      <w:r>
-        <w:rPr>
-          <w:b w:val="0"/>
-          <w:color w:val="4A4A49"/>
-          <w:sz w:val="22"/>
-        </w:rPr>
-        <w:t xml:space="preserve"> [Slide 10] — es el paso que el estudiante no adivina: pasa el boceto a codigo Mermaid con ayuda de una IA, pegalo en la pregunta de diagrama y muestralo renderizado.</w:t>
-      </w:r>
-    </w:p>
-    <w:p>
-      <w:r>
-        <w:rPr>
-          <w:b/>
-          <w:color w:val="4A4A49"/>
-          <w:sz w:val="22"/>
-        </w:rPr>
-        <w:t>Del boceto al codigo Mermaid.</w:t>
-      </w:r>
-      <w:r>
-        <w:rPr>
-          <w:b w:val="0"/>
-          <w:color w:val="4A4A49"/>
-          <w:sz w:val="22"/>
-        </w:rPr>
-        <w:t xml:space="preserve"> No subas una imagen: la respuesta de esta pregunta es texto Mermaid.</w:t>
-      </w:r>
-    </w:p>
-    <w:p>
-      <w:pPr>
-        <w:pStyle w:val="ListBullet"/>
-      </w:pPr>
-      <w:r>
-        <w:rPr>
-          <w:b/>
-          <w:color w:val="4A4A49"/>
-          <w:sz w:val="22"/>
-        </w:rPr>
-        <w:t>1. Disena visual</w:t>
-      </w:r>
-      <w:r>
-        <w:rPr>
-          <w:b w:val="0"/>
-          <w:color w:val="4A4A49"/>
-          <w:sz w:val="22"/>
-        </w:rPr>
-        <w:t xml:space="preserve"> Dibuja el diagrama como quieras en Excalidraw o draw.io: es mas rapido arrastrar cajas que escribir codigo, y ahi es donde piensas el modelo.</w:t>
-      </w:r>
-    </w:p>
-    <w:p>
-      <w:pPr>
-        <w:pStyle w:val="ListBullet"/>
-      </w:pPr>
-      <w:r>
-        <w:rPr>
-          <w:b/>
-          <w:color w:val="4A4A49"/>
-          <w:sz w:val="22"/>
-        </w:rPr>
-        <w:t>2. Traduce con IA</w:t>
-      </w:r>
-      <w:r>
-        <w:rPr>
-          <w:b w:val="0"/>
-          <w:color w:val="4A4A49"/>
-          <w:sz w:val="22"/>
-        </w:rPr>
-        <w:t xml:space="preserve"> Copia o describe tu boceto a una IA y pidele el codigo Mermaid: «convierte este diagrama a Mermaid usando </w:t>
-      </w:r>
-      <w:r>
-        <w:rPr>
-          <w:rFonts w:ascii="Consolas" w:hAnsi="Consolas"/>
-          <w:color w:val="111111"/>
-          <w:sz w:val="21"/>
-        </w:rPr>
-        <w:t>flowchart</w:t>
-      </w:r>
-      <w:r>
-        <w:rPr>
-          <w:b w:val="0"/>
-          <w:color w:val="4A4A49"/>
-          <w:sz w:val="22"/>
-        </w:rPr>
-        <w:t>». Revisa el resultado: la IA acierta la sintaxis, no tu modelo.</w:t>
-      </w:r>
-    </w:p>
-    <w:p>
-      <w:pPr>
-        <w:pStyle w:val="ListBullet"/>
-      </w:pPr>
-      <w:r>
-        <w:rPr>
-          <w:b/>
-          <w:color w:val="4A4A49"/>
-          <w:sz w:val="22"/>
-        </w:rPr>
-        <w:t>3. Pega y renderiza en ExamLab</w:t>
-      </w:r>
-      <w:r>
-        <w:rPr>
-          <w:b w:val="0"/>
-          <w:color w:val="4A4A49"/>
-          <w:sz w:val="22"/>
-        </w:rPr>
-        <w:t xml:space="preserve"> Pega ese codigo en la caja de texto de la pregunta y mira como lo dibuja la plataforma. Si no renderiza, corrige ahi mismo: lo que se califica es el diagrama renderizado dentro de ExamLab.</w:t>
-      </w:r>
-    </w:p>
-    <w:p>
-      <w:pPr>
-        <w:pStyle w:val="ListBullet"/>
-      </w:pPr>
-      <w:r>
-        <w:rPr>
-          <w:b/>
-          <w:color w:val="4A4A49"/>
-          <w:sz w:val="22"/>
-        </w:rPr>
-        <w:t>4. Guarda el PNG para tu PI</w:t>
-      </w:r>
-      <w:r>
-        <w:rPr>
-          <w:b w:val="0"/>
-          <w:color w:val="4A4A49"/>
-          <w:sz w:val="22"/>
-        </w:rPr>
-        <w:t xml:space="preserve"> Exporta tambien la imagen a la carpeta de tu Proyecto Integrador. Esa copia es para tu informe; no reemplaza la respuesta en la plataforma.</w:t>
-      </w:r>
-    </w:p>
-    <w:p>
       <w:pPr>
         <w:spacing w:before="200" w:after="60"/>
       </w:pPr>
@@ -1044,7 +895,7 @@
           <w:color w:val="1A1C1D"/>
           <w:sz w:val="32"/>
         </w:rPr>
-        <w:t>55–100 · Taller guiado PI (individual · equipos de 2–3 solo si tú los autorizaste) · [Slide 11]</w:t>
+        <w:t>55–100 · Taller guiado PI (individual · equipos de 2–3 solo si tú los autorizaste) · [Slide 10]</w:t>
       </w:r>
     </w:p>
     <w:p>
@@ -1184,7 +1035,7 @@
           <w:color w:val="1A1C1D"/>
           <w:sz w:val="32"/>
         </w:rPr>
-        <w:t>115–120 · Cierre · [Slide 13]</w:t>
+        <w:t>115–120 · Cierre · [Slide 12]</w:t>
       </w:r>
     </w:p>
     <w:p>
@@ -1240,7 +1091,7 @@
           <w:color w:val="4A4A49"/>
           <w:sz w:val="22"/>
         </w:rPr>
-        <w:t>Paso 1: relea la ficha y el C4 Context de la Clase 1 y copie en el encabezado del ADR el nombre del dominio y las 4 capacidades ya aprobadas, verificando que sean literalmente las mismas 4 y que no cambia de dominio a mitad de camino, porque una inconsistencia aqui arrastra error en todos los diagramas que siguen.</w:t>
+        <w:t>Paso 1: relea su ficha y su C4 Context de la Clase 1. No cambie de dominio: las preguntas 5 a 7 se califican sobre el mismo sistema, y el ADR que redacte hoy se reutiliza en el informe del PI y en la sustentacion de la Clase 15.</w:t>
       </w:r>
     </w:p>
     <w:p>
@@ -1253,7 +1104,23 @@
           <w:color w:val="4A4A49"/>
           <w:sz w:val="22"/>
         </w:rPr>
-        <w:t>Paso 2: complete la matriz de 4 columnas y 5 filas (control del sistema operativo, esfuerzo de operacion, tiempo hasta la primera demo, costo cualitativo con su driver, portabilidad) puntuando cada celda de 1 a 3 y sumando por columna, verificando que los tres totales de IaaS, PaaS y SaaS sean distintos: si dos empatan, vuelva a puntuar porque el criterio esta mal aplicado; la matriz queda en la seccion Modelo de servicio del informe del PI.</w:t>
+        <w:t xml:space="preserve">Paso 2: construya en la pregunta 5 la matriz </w:t>
+      </w:r>
+      <w:r>
+        <w:rPr>
+          <w:rFonts w:ascii="Consolas" w:hAnsi="Consolas"/>
+          <w:color w:val="111111"/>
+          <w:sz w:val="21"/>
+        </w:rPr>
+        <w:t>Criterio | IaaS | PaaS | SaaS</w:t>
+      </w:r>
+      <w:r>
+        <w:rPr>
+          <w:b w:val="0"/>
+          <w:color w:val="4A4A49"/>
+          <w:sz w:val="22"/>
+        </w:rPr>
+        <w:t xml:space="preserve"> con las cuatro filas en orden (control, costo cualitativo, operacion, time-to-demo) y maximo 2 lineas por celda; verifique que cada celda nombre una capacidad o una restriccion de SU dominio, y que la fila de operacion no afirme que en PaaS o SaaS usted deja de responder por su propia aplicacion.</w:t>
       </w:r>
     </w:p>
     <w:p>
@@ -1266,7 +1133,7 @@
           <w:color w:val="4A4A49"/>
           <w:sz w:val="22"/>
         </w:rPr>
-        <w:t>Paso 3: redacte el ADR-001 con las 7 secciones obligatorias (titulo, estado, contexto en 3 frases, decision en 1 frase, 2 alternativas descartadas con motivo, 2 consecuencias positivas y 2 negativas, impacto en el PI), verificando que la decision nombre un unico modelo dominante y no un poco de todo, y que cada alternativa descartada explique el motivo en terminos de este dominio y no en teoria.</w:t>
+        <w:t>Paso 3: redacte en la pregunta 6 el ADR-001 con titulo, estado con fecha, la decision en UNA sola frase con UN modelo dominante, y exactamente 2 alternativas descartadas con el motivo atado a su dominio; verifique que la seccion de decision no nombre dos modelos, porque en ese caso vale cero.</w:t>
       </w:r>
     </w:p>
     <w:p>
@@ -1279,20 +1146,7 @@
           <w:color w:val="4A4A49"/>
           <w:sz w:val="22"/>
         </w:rPr>
-        <w:t>Paso 4: escriba en ExamLab el diagrama Mermaid de responsabilidad compartida con 3 subgrafos (IaaS, PaaS, SaaS), 4 capas por subgrafo y un nodo final de decision, verificando al renderizar que se cuentan 12 nodos de capa, que los nodos gestionados por el equipo y por el proveedor quedan pintados distinto y que la caja de decision cita el mismo modelo del ADR-001.</w:t>
-      </w:r>
-    </w:p>
-    <w:p>
-      <w:pPr>
-        <w:pStyle w:val="ListNumber"/>
-      </w:pPr>
-      <w:r>
-        <w:rPr>
-          <w:b w:val="0"/>
-          <w:color w:val="4A4A49"/>
-          <w:sz w:val="22"/>
-        </w:rPr>
-        <w:t>Paso 5: pegue matriz, ADR-001 y diagrama en las 5 preguntas del taller, actualice la seccion Modelo de servicio del informe con el mismo texto del ADR y suba todo a ExamLab (modulo Talleres) antes del domingo 23:59, verificando que el modelo elegido se pueda demostrar sin tarjeta de credito ni cloud de pago.</w:t>
+        <w:t>Paso 4: escriba en la pregunta 7 las consecuencias en los tres ejes (operacion, costo y aprendizaje), con al menos una positiva y una negativa por eje marcadas con + y -, y verifique que al menos una negativa hable de amarre al proveedor o de perdida de control; guarde y continue, que la actividad se entrega completa al cierre del corte.</w:t>
       </w:r>
     </w:p>
     <w:p>

--- a/Arquitectura de Sistemas Computacionales/Kit docente/Clase 2/Guion Docente Clase 2 - Modelos de servicio IaaS PaaS SaaS.docx
+++ b/Arquitectura de Sistemas Computacionales/Kit docente/Clase 2/Guion Docente Clase 2 - Modelos de servicio IaaS PaaS SaaS.docx
@@ -239,6 +239,19 @@
       </w:r>
     </w:p>
     <w:p>
+      <w:pPr>
+        <w:spacing w:before="200" w:after="60"/>
+      </w:pPr>
+      <w:r>
+        <w:rPr>
+          <w:b/>
+          <w:color w:val="1A1C1D"/>
+          <w:sz w:val="32"/>
+        </w:rPr>
+        <w:t>De que se parte y que se decide hoy - diapositiva 4</w:t>
+      </w:r>
+    </w:p>
+    <w:p>
       <w:r>
         <w:rPr>
           <w:b w:val="0"/>
@@ -249,6 +262,19 @@
       </w:r>
     </w:p>
     <w:p>
+      <w:pPr>
+        <w:spacing w:before="200" w:after="60"/>
+      </w:pPr>
+      <w:r>
+        <w:rPr>
+          <w:b/>
+          <w:color w:val="1A1C1D"/>
+          <w:sz w:val="32"/>
+        </w:rPr>
+        <w:t>La pila de responsabilidades: donde se corta la linea - diapositiva 5</w:t>
+      </w:r>
+    </w:p>
+    <w:p>
       <w:r>
         <w:rPr>
           <w:b w:val="0"/>
@@ -256,6 +282,19 @@
           <w:sz w:val="22"/>
         </w:rPr>
         <w:t>Para entender los tres modelos hay que ver primero la pila completa de responsabilidades que existe debajo de cualquier aplicacion, de abajo hacia arriba: el edificio y la energia electrica, el hardware fisico (servidores, discos, cableado de red), la capa de virtualizacion que parte ese hardware en maquinas logicas, el sistema operativo de cada maquina, el runtime o entorno de ejecucion (por ejemplo Node.js, Python o la maquina virtual de Java) junto con servicios de apoyo como la base de datos, y finalmente el codigo de la aplicacion, sus datos y la administracion de usuarios y permisos. Son ocho o nueve capas segun como se cuente. En el modelo tradicional, llamado on-premise porque los equipos son propios y estan en las instalaciones de la organizacion, todas son responsabilidad del cliente. Los tres modelos de servicio se distinguen exactamente por donde se traza la linea que separa lo que administra el proveedor de lo que administra el cliente. Nada mas y nada menos: si el estudiante entiende esa frase, entendio la clase.</w:t>
+      </w:r>
+    </w:p>
+    <w:p>
+      <w:pPr>
+        <w:spacing w:before="200" w:after="60"/>
+      </w:pPr>
+      <w:r>
+        <w:rPr>
+          <w:b/>
+          <w:color w:val="1A1C1D"/>
+          <w:sz w:val="32"/>
+        </w:rPr>
+        <w:t>IaaS, PaaS y SaaS: los tres cortes, uno por uno - diapositiva 5</w:t>
       </w:r>
     </w:p>
     <w:p>
@@ -289,6 +328,19 @@
       </w:r>
     </w:p>
     <w:p>
+      <w:pPr>
+        <w:spacing w:before="200" w:after="60"/>
+      </w:pPr>
+      <w:r>
+        <w:rPr>
+          <w:b/>
+          <w:color w:val="1A1C1D"/>
+          <w:sz w:val="32"/>
+        </w:rPr>
+        <w:t>Responsabilidad compartida: quien responde por que - diapositiva 6</w:t>
+      </w:r>
+    </w:p>
+    <w:p>
       <w:r>
         <w:rPr>
           <w:b w:val="0"/>
@@ -299,6 +351,19 @@
       </w:r>
     </w:p>
     <w:p>
+      <w:pPr>
+        <w:spacing w:before="200" w:after="60"/>
+      </w:pPr>
+      <w:r>
+        <w:rPr>
+          <w:b/>
+          <w:color w:val="1A1C1D"/>
+          <w:sz w:val="32"/>
+        </w:rPr>
+        <w:t>El ADR-001: cinco secciones y una sola decision - diapositiva 7</w:t>
+      </w:r>
+    </w:p>
+    <w:p>
       <w:r>
         <w:rPr>
           <w:b w:val="0"/>
@@ -306,6 +371,19 @@
           <w:sz w:val="22"/>
         </w:rPr>
         <w:t>El entregable concreto es el ADR-001. Un ADR (Architecture Decision Record, registro de decision arquitectonica) es un documento corto, de media pagina a una pagina, que registra UNA sola decision con cinco secciones fijas: titulo con numero consecutivo, contexto (que problema y que restricciones existen), opciones consideradas, decision tomada y consecuencias. La regla de una decision por documento no es burocracia: es lo que permite que meses despues alguien lea por que se eligio algo sin depender de la memoria de nadie. Un ADR-001 aceptable para CloudLite Turnos diria en contexto: un desarrollador (o un equipo de dos o tres, si el docente lo autorizo), doce semanas, sin presupuesto ni tarjeta de credito, y se requiere que el sistema este disponible el dia de la sustentacion. En opciones: IaaS con maquina virtual propia, descartada porque habria que asumir parches y respaldos del sistema operativo sin tiempo para ello; y SaaS de agendamiento ya existente, descartada porque el proyecto perderia su objeto, ya que no habria arquitectura que disenar sino solo configuracion. En decision: PaaS para la API, base de datos gestionada y SaaS para el correo. Y en consecuencias, que es la seccion que los estudiantes dejan vacia, deben aparecer tambien las malas: se acepta un arranque en frio de varios segundos tras inactividad, se acepta no poder afinar el sistema operativo y se acepta un amarre medio al proveedor, mitigado con contenedores.</w:t>
+      </w:r>
+    </w:p>
+    <w:p>
+      <w:pPr>
+        <w:spacing w:before="200" w:after="60"/>
+      </w:pPr>
+      <w:r>
+        <w:rPr>
+          <w:b/>
+          <w:color w:val="1A1C1D"/>
+          <w:sz w:val="32"/>
+        </w:rPr>
+        <w:t>Preguntas frecuentes y cierre conceptual (de la diapositiva 5 a la diapositiva 8)</w:t>
       </w:r>
     </w:p>
     <w:p>

--- a/Arquitectura de Sistemas Computacionales/Kit docente/Clase 2/Guion Docente Clase 2 - Modelos de servicio IaaS PaaS SaaS.docx
+++ b/Arquitectura de Sistemas Computacionales/Kit docente/Clase 2/Guion Docente Clase 2 - Modelos de servicio IaaS PaaS SaaS.docx
@@ -360,7 +360,7 @@
           <w:color w:val="1A1C1D"/>
           <w:sz w:val="32"/>
         </w:rPr>
-        <w:t>El ADR-001: cinco secciones y una sola decision - diapositiva 7</w:t>
+        <w:t>El ADR-001: seis secciones rotuladas y una sola decision - diapositiva 7</w:t>
       </w:r>
     </w:p>
     <w:p>
@@ -370,7 +370,17 @@
           <w:color w:val="4A4A49"/>
           <w:sz w:val="22"/>
         </w:rPr>
-        <w:t>El entregable concreto es el ADR-001. Un ADR (Architecture Decision Record, registro de decision arquitectonica) es un documento corto, de media pagina a una pagina, que registra UNA sola decision con cinco secciones fijas: titulo con numero consecutivo, contexto (que problema y que restricciones existen), opciones consideradas, decision tomada y consecuencias. La regla de una decision por documento no es burocracia: es lo que permite que meses despues alguien lea por que se eligio algo sin depender de la memoria de nadie. Un ADR-001 aceptable para CloudLite Turnos diria en contexto: un desarrollador (o un equipo de dos o tres, si el docente lo autorizo), doce semanas, sin presupuesto ni tarjeta de credito, y se requiere que el sistema este disponible el dia de la sustentacion. En opciones: IaaS con maquina virtual propia, descartada porque habria que asumir parches y respaldos del sistema operativo sin tiempo para ello; y SaaS de agendamiento ya existente, descartada porque el proyecto perderia su objeto, ya que no habria arquitectura que disenar sino solo configuracion. En decision: PaaS para la API, base de datos gestionada y SaaS para el correo. Y en consecuencias, que es la seccion que los estudiantes dejan vacia, deben aparecer tambien las malas: se acepta un arranque en frio de varios segundos tras inactividad, se acepta no poder afinar el sistema operativo y se acepta un amarre medio al proveedor, mitigado con contenedores.</w:t>
+        <w:t>El entregable concreto es el ADR-001. Un ADR (Architecture Decision Record, registro de decision arquitectonica) es un documento corto, de media pagina a una pagina, que registra UNA sola decision. En este curso tiene SEIS secciones rotuladas, siempre las mismas y en este orden, y hay que dictarlas tal cual porque son las que la actividad califica: 1) Titulo, con el numero consecutivo del ADR; 2) Estado, que hoy es «Aceptado» mas la fecha de la sesion; 3) Contexto, o sea las restricciones bajo las que se decide; 4) Decision, en una sola frase y con un unico modelo dominante; 5) Alternativas descartadas, exactamente dos y con el motivo atado al dominio; 6) Consecuencias, con lo bueno y lo malo que se acepta. El reparto en la plataforma es que las cinco primeras van en la pregunta 6 y la sexta en la pregunta 7, pero es UN solo documento, y conviene decirlo en voz alta porque el estudiante que lo entienda como dos ejercicios sueltos repite la decision en las consecuencias y pierde puntos. No hay seccion de «opciones consideradas»: ese analisis es la matriz de la pregunta 5, y en el ADR solo quedan las dos alternativas que se descartaron. La regla de una decision por documento no es burocracia: es lo que permite que meses despues alguien lea por que se eligio algo sin depender de la memoria de nadie.</w:t>
+      </w:r>
+    </w:p>
+    <w:p>
+      <w:r>
+        <w:rPr>
+          <w:b w:val="0"/>
+          <w:color w:val="4A4A49"/>
+          <w:sz w:val="22"/>
+        </w:rPr>
+        <w:t>Conviene mostrar la diferencia entre contexto y analisis con el ejemplo, porque es donde se pierde la seccion 3 completa. Un ADR-001 aceptable para CloudLite Turnos diria en CONTEXTO: la barberia agenda por mensajeria y pierde alrededor de tres turnos diarios por doble reserva; el proyecto lo sostiene un desarrollador (o un equipo de dos o tres, si el docente lo autorizo) durante doce semanas, sin presupuesto ni tarjeta de credito, y el sistema tiene que estar disponible el dia de la sustentacion. Eso es contexto: son restricciones, no teoria. «Existen tres modelos de servicio y hay que elegir uno» NO es contexto, es el apunte de clase, y esa confusion es el error dominante de la pregunta 6. La prueba que el docente puede aplicar en voz alta mientras pasa por los grupos es una sola: si del contexto no se puede deducir por que se descarta IaaS, todavia no es contexto. En DECISION va una frase: la aplicacion de CloudLite Turnos se despliega sobre PaaS. En ALTERNATIVAS DESCARTADAS van dos y solo dos: IaaS con maquina virtual propia, descartada porque habria que asumir parches y respaldos del sistema operativo sin tiempo para ello; y SaaS de agendamiento ya existente, descartada porque el proyecto perderia su objeto, ya que no habria arquitectura que disenar sino solo configuracion. Que identidad y correo se consuman como SaaS satelite se aclara aqui y no en la decision, porque el modelo dominante se refiere a la aplicacion propia. Y en CONSECUENCIAS, que es la seccion que los estudiantes dejan a medias, deben aparecer tambien las malas: se acepta un arranque en frio de varios segundos tras inactividad, se acepta no poder afinar el sistema operativo y se acepta un amarre medio al proveedor, mitigado con contenedores.</w:t>
       </w:r>
     </w:p>
     <w:p>
@@ -556,7 +566,7 @@
           <w:color w:val="4A4A49"/>
           <w:sz w:val="22"/>
         </w:rPr>
-        <w:t>ADR-001 — la plantilla completa cabe en una pagina</w:t>
+        <w:t>ADR-001 — las 6 secciones caben en una pagina</w:t>
       </w:r>
     </w:p>
     <w:p>
@@ -723,7 +733,7 @@
           <w:color w:val="4A4A49"/>
           <w:sz w:val="22"/>
         </w:rPr>
-        <w:t>Cubre estos conceptos, en este orden, ~10 min cada uno (son los títulos de las diapositivas de teoría):</w:t>
+        <w:t>Cubre estos conceptos, en este orden, ~10 min cada uno, con su diapositiva:</w:t>
       </w:r>
     </w:p>
     <w:p>
@@ -732,11 +742,19 @@
       </w:pPr>
       <w:r>
         <w:rPr>
+          <w:b/>
+          <w:color w:val="4A4A49"/>
+          <w:sz w:val="22"/>
+        </w:rPr>
+        <w:t>IaaS · PaaS · SaaS (sin cloud de pago)</w:t>
+      </w:r>
+      <w:r>
+        <w:rPr>
           <w:b w:val="0"/>
           <w:color w:val="4A4A49"/>
           <w:sz w:val="22"/>
         </w:rPr>
-        <w:t>IaaS · PaaS · SaaS (sin cloud de pago)</w:t>
+        <w:t xml:space="preserve"> · [Slide 5]</w:t>
       </w:r>
     </w:p>
     <w:p>
@@ -745,11 +763,19 @@
       </w:pPr>
       <w:r>
         <w:rPr>
+          <w:b/>
+          <w:color w:val="4A4A49"/>
+          <w:sz w:val="22"/>
+        </w:rPr>
+        <w:t>Cómo decidir para CloudLite</w:t>
+      </w:r>
+      <w:r>
+        <w:rPr>
           <w:b w:val="0"/>
           <w:color w:val="4A4A49"/>
           <w:sz w:val="22"/>
         </w:rPr>
-        <w:t>Cómo decidir para CloudLite</w:t>
+        <w:t xml:space="preserve"> · [Slide 6]</w:t>
       </w:r>
     </w:p>
     <w:p>
@@ -758,11 +784,47 @@
       </w:pPr>
       <w:r>
         <w:rPr>
+          <w:b/>
+          <w:color w:val="4A4A49"/>
+          <w:sz w:val="22"/>
+        </w:rPr>
+        <w:t>Plantilla ADR-001</w:t>
+      </w:r>
+      <w:r>
+        <w:rPr>
           <w:b w:val="0"/>
           <w:color w:val="4A4A49"/>
           <w:sz w:val="22"/>
         </w:rPr>
-        <w:t>Plantilla ADR-001</w:t>
+        <w:t xml:space="preserve"> · [Slide 7]</w:t>
+      </w:r>
+    </w:p>
+    <w:p>
+      <w:r>
+        <w:rPr>
+          <w:b/>
+          <w:color w:val="4A4A49"/>
+          <w:sz w:val="22"/>
+        </w:rPr>
+        <w:t>Ninguna se salta</w:t>
+      </w:r>
+      <w:r>
+        <w:rPr>
+          <w:b w:val="0"/>
+          <w:color w:val="4A4A49"/>
+          <w:sz w:val="22"/>
+        </w:rPr>
+        <w:t>: cada una de esas diapositivas es el mecanismo con que se resuelve</w:t>
+      </w:r>
+    </w:p>
+    <w:p>
+      <w:r>
+        <w:rPr>
+          <w:b w:val="0"/>
+          <w:color w:val="4A4A49"/>
+          <w:sz w:val="22"/>
+        </w:rPr>
+        <w:t>al menos una pregunta de la actividad calificada de hoy.</w:t>
       </w:r>
     </w:p>
     <w:p>
@@ -815,7 +877,7 @@
           <w:color w:val="1A1C1D"/>
           <w:sz w:val="32"/>
         </w:rPr>
-        <w:t>40–55 · Demo en vivo ·</w:t>
+        <w:t>40–55 · Demo en vivo · [Slide 8]</w:t>
       </w:r>
     </w:p>
     <w:p>
@@ -859,7 +921,7 @@
           <w:color w:val="4A4A49"/>
           <w:sz w:val="22"/>
         </w:rPr>
-        <w:t xml:space="preserve"> Llenar un ADR-001 delante del grupo, en 6 lineas</w:t>
+        <w:t xml:space="preserve"> Llenar un ADR-001 delante del grupo, con sus 6 secciones rotuladas</w:t>
       </w:r>
     </w:p>
     <w:p>
@@ -872,7 +934,7 @@
           <w:color w:val="4A4A49"/>
           <w:sz w:val="22"/>
         </w:rPr>
-        <w:t>Abra un Google Doc y escriba los 4 encabezados del ADR: Contexto, Opciones, Decision, Consecuencias.</w:t>
+        <w:t>Abra un Google Doc y escriba los 6 encabezados en orden: 1. Titulo · 2. Estado · 3. Contexto · 4. Decision · 5. Alternativas descartadas · 6. Consecuencias.</w:t>
       </w:r>
     </w:p>
     <w:p>
@@ -885,7 +947,7 @@
           <w:color w:val="4A4A49"/>
           <w:sz w:val="22"/>
         </w:rPr>
-        <w:t>Contexto: «CloudLite necesita correr una API y una base de datos; lo desarrolla una persona en un semestre y con cero presupuesto».</w:t>
+        <w:t>Titulo: «ADR-001 Modelo de servicio dominante de CloudLite App». Estado: «Aceptado» y la fecha de hoy. Diga en voz alta: «estos dos rotulos valen 1.5 puntos y son los que se citan en la sustentacion».</w:t>
       </w:r>
     </w:p>
     <w:p>
@@ -898,7 +960,7 @@
           <w:color w:val="4A4A49"/>
           <w:sz w:val="22"/>
         </w:rPr>
-        <w:t>Opciones: IaaS (control total, mas trabajo operativo) · PaaS (menos control, menos operacion) · SaaS (no aplica, no compramos software hecho).</w:t>
+        <w:t>Contexto: «lo desarrolla una persona en doce semanas, sin presupuesto ni tarjeta, y tiene que estar en linea el dia de la sustentacion». Subraye que son RESTRICCIONES: «existen tres modelos y hay que elegir uno» no es contexto, es el apunte de clase.</w:t>
       </w:r>
     </w:p>
     <w:p>
@@ -911,7 +973,7 @@
           <w:color w:val="4A4A49"/>
           <w:sz w:val="22"/>
         </w:rPr>
-        <w:t>Decision: PaaS conceptual + contenedores. Consecuencias: se acepta menos control del sistema operativo a cambio de no administrar servidores.</w:t>
+        <w:t>Decision, en una sola frase: «la aplicacion de CloudLite se despliega sobre PaaS». Tache en vivo un segundo modelo si alguien lo propone: «esta seccion vale cero si nombra dos».</w:t>
       </w:r>
     </w:p>
     <w:p>
@@ -924,7 +986,20 @@
           <w:color w:val="4A4A49"/>
           <w:sz w:val="22"/>
         </w:rPr>
-        <w:t>Diga: «un ADR de media pagina que se entiende vale mas que 5 paginas que nadie lee».</w:t>
+        <w:t>Alternativas descartadas, exactamente dos: IaaS, porque habria que operar el sistema operativo sin tiempo para ello; SaaS como nucleo, porque no quedaria arquitectura que disenar. Aclare aqui —y no en la decision— que identidad y correo siguen siendo SaaS satelite.</w:t>
+      </w:r>
+    </w:p>
+    <w:p>
+      <w:pPr>
+        <w:pStyle w:val="ListNumber"/>
+      </w:pPr>
+      <w:r>
+        <w:rPr>
+          <w:b w:val="0"/>
+          <w:color w:val="4A4A49"/>
+          <w:sz w:val="22"/>
+        </w:rPr>
+        <w:t>Consecuencias: escriba UN eje (operacion) con su + y su -, y deje los otros dos al grupo. Diga: «un ADR de una pagina que se entiende vale mas que 5 paginas que nadie lee».</w:t>
       </w:r>
     </w:p>
     <w:p>
@@ -934,23 +1009,7 @@
           <w:color w:val="4A4A49"/>
           <w:sz w:val="22"/>
         </w:rPr>
-        <w:t xml:space="preserve">Narra los clics en voz alta. Si falla la red, proyecta las capturas de </w:t>
-      </w:r>
-      <w:r>
-        <w:rPr>
-          <w:rFonts w:ascii="Consolas" w:hAnsi="Consolas"/>
-          <w:color w:val="111111"/>
-          <w:sz w:val="21"/>
-        </w:rPr>
-        <w:t>Kit docente/Clase 2/Capturas/</w:t>
-      </w:r>
-      <w:r>
-        <w:rPr>
-          <w:b w:val="0"/>
-          <w:color w:val="4A4A49"/>
-          <w:sz w:val="22"/>
-        </w:rPr>
-        <w:t>.</w:t>
+        <w:t>Narra los clics en voz alta. Si falla la red, proyecta la [Slide 8], que ya trae el resultado de la demo, y recórrela rótulo por rótulo.</w:t>
       </w:r>
     </w:p>
     <w:p>
@@ -1182,23 +1241,7 @@
           <w:color w:val="4A4A49"/>
           <w:sz w:val="22"/>
         </w:rPr>
-        <w:t xml:space="preserve">Paso 2: construya en la pregunta 5 la matriz </w:t>
-      </w:r>
-      <w:r>
-        <w:rPr>
-          <w:rFonts w:ascii="Consolas" w:hAnsi="Consolas"/>
-          <w:color w:val="111111"/>
-          <w:sz w:val="21"/>
-        </w:rPr>
-        <w:t>Criterio | IaaS | PaaS | SaaS</w:t>
-      </w:r>
-      <w:r>
-        <w:rPr>
-          <w:b w:val="0"/>
-          <w:color w:val="4A4A49"/>
-          <w:sz w:val="22"/>
-        </w:rPr>
-        <w:t xml:space="preserve"> con las cuatro filas en orden (control, costo cualitativo, operacion, time-to-demo) y maximo 2 lineas por celda; verifique que cada celda nombre una capacidad o una restriccion de SU dominio, y que la fila de operacion no afirme que en PaaS o SaaS usted deja de responder por su propia aplicacion.</w:t>
+        <w:t>Paso 2: construya en la pregunta 5 la matriz «Criterio | IaaS | PaaS | SaaS» con las cuatro filas en orden (control, costo cualitativo, operacion, time-to-demo) y maximo 2 lineas por celda; verifique que cada celda nombre una capacidad o una restriccion de SU dominio, y que la fila de operacion no afirme que en PaaS o SaaS usted deja de responder por su propia aplicacion.</w:t>
       </w:r>
     </w:p>
     <w:p>
@@ -1211,7 +1254,7 @@
           <w:color w:val="4A4A49"/>
           <w:sz w:val="22"/>
         </w:rPr>
-        <w:t>Paso 3: redacte en la pregunta 6 el ADR-001 con titulo, estado con fecha, la decision en UNA sola frase con UN modelo dominante, y exactamente 2 alternativas descartadas con el motivo atado a su dominio; verifique que la seccion de decision no nombre dos modelos, porque en ese caso vale cero.</w:t>
+        <w:t>Paso 3: redacte en la pregunta 6 el ADR-001 con las cinco secciones rotuladas —titulo, estado con fecha, contexto con sus restricciones reales, la decision en UNA sola frase con UN modelo dominante, y exactamente 2 alternativas descartadas con el motivo atado a su dominio—; verifique que la seccion de decision no nombre dos modelos, porque en ese caso vale cero.</w:t>
       </w:r>
     </w:p>
     <w:p>
@@ -1224,7 +1267,7 @@
           <w:color w:val="4A4A49"/>
           <w:sz w:val="22"/>
         </w:rPr>
-        <w:t>Paso 4: escriba en la pregunta 7 las consecuencias en los tres ejes (operacion, costo y aprendizaje), con al menos una positiva y una negativa por eje marcadas con + y -, y verifique que al menos una negativa hable de amarre al proveedor o de perdida de control; guarde y continue, que la actividad se entrega completa al cierre del corte.</w:t>
+        <w:t>Paso 4: escriba en la pregunta 7 la seccion 6 del mismo ADR, las consecuencias en los tres ejes (operacion, costo y aprendizaje), con al menos una positiva y una negativa por eje marcadas con + y -, y verifique que al menos una negativa hable de amarre al proveedor o de perdida de control; guarde y continue, que la actividad se entrega completa al cierre del corte.</w:t>
       </w:r>
     </w:p>
     <w:p>

--- a/Arquitectura de Sistemas Computacionales/Kit docente/Clase 2/Guion Docente Clase 2 - Modelos de servicio IaaS PaaS SaaS.docx
+++ b/Arquitectura de Sistemas Computacionales/Kit docente/Clase 2/Guion Docente Clase 2 - Modelos de servicio IaaS PaaS SaaS.docx
@@ -441,6 +441,7 @@
       <w:r>
         <w:rPr>
           <w:rFonts w:ascii="Consolas" w:hAnsi="Consolas"/>
+          <w:b w:val="0"/>
           <w:color w:val="111111"/>
           <w:sz w:val="21"/>
         </w:rPr>
@@ -1110,6 +1111,7 @@
       <w:r>
         <w:rPr>
           <w:rFonts w:ascii="Consolas" w:hAnsi="Consolas"/>
+          <w:b w:val="0"/>
           <w:color w:val="111111"/>
           <w:sz w:val="21"/>
         </w:rPr>
@@ -1453,6 +1455,7 @@
       <w:r>
         <w:rPr>
           <w:rFonts w:ascii="Consolas" w:hAnsi="Consolas"/>
+          <w:b w:val="0"/>
           <w:color w:val="111111"/>
           <w:sz w:val="21"/>
         </w:rPr>
@@ -1510,6 +1513,7 @@
       <w:r>
         <w:rPr>
           <w:rFonts w:ascii="Consolas" w:hAnsi="Consolas"/>
+          <w:b w:val="0"/>
           <w:color w:val="111111"/>
           <w:sz w:val="21"/>
         </w:rPr>
@@ -1536,6 +1540,7 @@
       <w:r>
         <w:rPr>
           <w:rFonts w:ascii="Consolas" w:hAnsi="Consolas"/>
+          <w:b w:val="0"/>
           <w:color w:val="111111"/>
           <w:sz w:val="21"/>
         </w:rPr>

--- a/Arquitectura de Sistemas Computacionales/Kit docente/Clase 2/Guion Docente Clase 2 - Modelos de servicio IaaS PaaS SaaS.docx
+++ b/Arquitectura de Sistemas Computacionales/Kit docente/Clase 2/Guion Docente Clase 2 - Modelos de servicio IaaS PaaS SaaS.docx
@@ -393,7 +393,30 @@
           <w:color w:val="1A1C1D"/>
           <w:sz w:val="32"/>
         </w:rPr>
-        <w:t>Preguntas frecuentes y cierre conceptual (de la diapositiva 5 a la diapositiva 8)</w:t>
+        <w:t>La pila dibujada: nombres reales para IaaS, PaaS y SaaS - diapositiva 8</w:t>
+      </w:r>
+    </w:p>
+    <w:p>
+      <w:r>
+        <w:rPr>
+          <w:b w:val="0"/>
+          <w:color w:val="4A4A49"/>
+          <w:sz w:val="22"/>
+        </w:rPr>
+        <w:t>Proyecte la diapositiva 8 inmediatamente despues de fijar la plantilla del ADR: es el mismo corte de responsabilidades que se acaba de explicar en prosa, ahora dibujado y con un producto reconocible en cada columna. Recorrala de abajo hacia arriba y no al reves: senale primero que las tres columnas comparten la misma base (infraestructura), y que lo unico que cambia es hasta donde sube el color amarillo. En IaaS el estudiante ya conoce DigitalOcean o AWS EC2 de oidas aunque no tenga cuenta; en PaaS, Render, Railway o Heroku son los que de verdad va a usar en el taller de hoy y en la Clase 3; en SaaS, Gmail o Notion le sirven para entender que «usted solo configura» no es un eufemismo, de verdad no hay nada que desplegar. Pregunte en voz alta, senalando la columna de PaaS: «por que la fila de Sistema operativo es celeste aqui y amarilla en IaaS?» La respuesta correcta es que el proveedor la absorbio, no que desaparecio: es el error mas comun, creer que en PaaS el sistema operativo deja de existir en vez de que alguien mas lo administra.</w:t>
+      </w:r>
+    </w:p>
+    <w:p>
+      <w:pPr>
+        <w:spacing w:before="200" w:after="60"/>
+      </w:pPr>
+      <w:r>
+        <w:rPr>
+          <w:b/>
+          <w:color w:val="1A1C1D"/>
+          <w:sz w:val="32"/>
+        </w:rPr>
+        <w:t>Preguntas frecuentes y cierre conceptual (de la diapositiva 5 a la diapositiva 9)</w:t>
       </w:r>
     </w:p>
     <w:p>
@@ -555,6 +578,19 @@
           <w:sz w:val="22"/>
         </w:rPr>
         <w:t>Plantilla ADR-001</w:t>
+      </w:r>
+    </w:p>
+    <w:p>
+      <w:pPr>
+        <w:pStyle w:val="ListNumber"/>
+      </w:pPr>
+      <w:r>
+        <w:rPr>
+          <w:b w:val="0"/>
+          <w:color w:val="4A4A49"/>
+          <w:sz w:val="22"/>
+        </w:rPr>
+        <w:t>Quién administra cada capa — IaaS vs PaaS vs SaaS</w:t>
       </w:r>
     </w:p>
     <w:p>
@@ -878,7 +914,7 @@
           <w:color w:val="1A1C1D"/>
           <w:sz w:val="32"/>
         </w:rPr>
-        <w:t>40–55 · Demo en vivo · [Slide 8]</w:t>
+        <w:t>40–55 · Demo en vivo · [Slide 9]</w:t>
       </w:r>
     </w:p>
     <w:p>
@@ -1010,7 +1046,7 @@
           <w:color w:val="4A4A49"/>
           <w:sz w:val="22"/>
         </w:rPr>
-        <w:t>Narra los clics en voz alta. Si falla la red, proyecta la [Slide 8], que ya trae el resultado de la demo, y recórrela rótulo por rótulo.</w:t>
+        <w:t>Narra los clics en voz alta. Si falla la red, proyecta la [Slide 9], que ya trae el resultado de la demo, y recórrela rótulo por rótulo.</w:t>
       </w:r>
     </w:p>
     <w:p>
@@ -1033,7 +1069,7 @@
           <w:color w:val="1A1C1D"/>
           <w:sz w:val="32"/>
         </w:rPr>
-        <w:t>55–100 · Taller guiado PI (individual · equipos de 2–3 solo si tú los autorizaste) · [Slide 10]</w:t>
+        <w:t>55–100 · Taller guiado PI (individual · equipos de 2–3 solo si tú los autorizaste) · [Slide 11]</w:t>
       </w:r>
     </w:p>
     <w:p>
@@ -1174,7 +1210,7 @@
           <w:color w:val="1A1C1D"/>
           <w:sz w:val="32"/>
         </w:rPr>
-        <w:t>115–120 · Cierre · [Slide 12]</w:t>
+        <w:t>115–120 · Cierre · [Slide 13]</w:t>
       </w:r>
     </w:p>
     <w:p>

--- a/Arquitectura de Sistemas Computacionales/Kit docente/Clase 2/Guion Docente Clase 2 - Modelos de servicio IaaS PaaS SaaS.docx
+++ b/Arquitectura de Sistemas Computacionales/Kit docente/Clase 2/Guion Docente Clase 2 - Modelos de servicio IaaS PaaS SaaS.docx
@@ -248,7 +248,7 @@
           <w:color w:val="1A1C1D"/>
           <w:sz w:val="32"/>
         </w:rPr>
-        <w:t>De que se parte y que se decide hoy - diapositiva 4</w:t>
+        <w:t>De que se parte y que se decide hoy - diapositiva 11</w:t>
       </w:r>
     </w:p>
     <w:p>
@@ -271,7 +271,7 @@
           <w:color w:val="1A1C1D"/>
           <w:sz w:val="32"/>
         </w:rPr>
-        <w:t>La pila de responsabilidades: donde se corta la linea - diapositiva 5</w:t>
+        <w:t>La pila de responsabilidades: donde se corta la linea - diapositiva 4</w:t>
       </w:r>
     </w:p>
     <w:p>
@@ -294,7 +294,7 @@
           <w:color w:val="1A1C1D"/>
           <w:sz w:val="32"/>
         </w:rPr>
-        <w:t>IaaS, PaaS y SaaS: los tres cortes, uno por uno - diapositiva 5</w:t>
+        <w:t>IaaS, PaaS y SaaS: los tres cortes, uno por uno - diapositiva 4</w:t>
       </w:r>
     </w:p>
     <w:p>
@@ -337,7 +337,7 @@
           <w:color w:val="1A1C1D"/>
           <w:sz w:val="32"/>
         </w:rPr>
-        <w:t>Responsabilidad compartida: quien responde por que - diapositiva 6</w:t>
+        <w:t>Responsabilidad compartida: quien responde por que - diapositiva 5</w:t>
       </w:r>
     </w:p>
     <w:p>
@@ -416,7 +416,7 @@
           <w:color w:val="1A1C1D"/>
           <w:sz w:val="32"/>
         </w:rPr>
-        <w:t>Preguntas frecuentes y cierre conceptual (de la diapositiva 5 a la diapositiva 9)</w:t>
+        <w:t>Preguntas frecuentes y cierre conceptual (de la diapositiva 4 a la diapositiva 9)</w:t>
       </w:r>
     </w:p>
     <w:p>
@@ -538,19 +538,6 @@
           <w:color w:val="4A4A49"/>
           <w:sz w:val="22"/>
         </w:rPr>
-        <w:t>PI CloudLite — entregable de hoy</w:t>
-      </w:r>
-    </w:p>
-    <w:p>
-      <w:pPr>
-        <w:pStyle w:val="ListNumber"/>
-      </w:pPr>
-      <w:r>
-        <w:rPr>
-          <w:b w:val="0"/>
-          <w:color w:val="4A4A49"/>
-          <w:sz w:val="22"/>
-        </w:rPr>
         <w:t>IaaS · PaaS · SaaS (sin cloud de pago)</w:t>
       </w:r>
     </w:p>
@@ -565,6 +552,19 @@
           <w:sz w:val="22"/>
         </w:rPr>
         <w:t>Cómo decidir para CloudLite</w:t>
+      </w:r>
+    </w:p>
+    <w:p>
+      <w:pPr>
+        <w:pStyle w:val="ListNumber"/>
+      </w:pPr>
+      <w:r>
+        <w:rPr>
+          <w:b w:val="0"/>
+          <w:color w:val="4A4A49"/>
+          <w:sz w:val="22"/>
+        </w:rPr>
+        <w:t>Responsabilidad compartida: quién responde por qué</w:t>
       </w:r>
     </w:p>
     <w:p>
@@ -629,7 +629,20 @@
           <w:color w:val="4A4A49"/>
           <w:sz w:val="22"/>
         </w:rPr>
-        <w:t>Taller PI (paso a paso)</w:t>
+        <w:t>PI CloudLite — entregable de hoy</w:t>
+      </w:r>
+    </w:p>
+    <w:p>
+      <w:pPr>
+        <w:pStyle w:val="ListNumber"/>
+      </w:pPr>
+      <w:r>
+        <w:rPr>
+          <w:b w:val="0"/>
+          <w:color w:val="4A4A49"/>
+          <w:sz w:val="22"/>
+        </w:rPr>
+        <w:t>Manos a la obra (paso a paso)</w:t>
       </w:r>
     </w:p>
     <w:p>
@@ -681,7 +694,7 @@
           <w:color w:val="1A1C1D"/>
           <w:sz w:val="32"/>
         </w:rPr>
-        <w:t>0–10 · Encuadre PI · [Slide 2][Slide 3][Slide 4]</w:t>
+        <w:t>0–10 · Encuadre PI · [Slide 2][Slide 3][Slide 11]</w:t>
       </w:r>
     </w:p>
     <w:p>
@@ -760,7 +773,7 @@
           <w:color w:val="1A1C1D"/>
           <w:sz w:val="32"/>
         </w:rPr>
-        <w:t>10–40 · Teoría Core (al servicio del taller) · desde [Slide 5]</w:t>
+        <w:t>10–40 · Teoría Core (al servicio del taller) · desde [Slide 4]</w:t>
       </w:r>
     </w:p>
     <w:p>
@@ -770,7 +783,7 @@
           <w:color w:val="4A4A49"/>
           <w:sz w:val="22"/>
         </w:rPr>
-        <w:t>Cubre estos conceptos, en este orden, ~10 min cada uno, con su diapositiva:</w:t>
+        <w:t>Cubre estos conceptos, en este orden, ~7 min cada uno, con su diapositiva:</w:t>
       </w:r>
     </w:p>
     <w:p>
@@ -791,6 +804,27 @@
           <w:color w:val="4A4A49"/>
           <w:sz w:val="22"/>
         </w:rPr>
+        <w:t xml:space="preserve"> · [Slide 4]</w:t>
+      </w:r>
+    </w:p>
+    <w:p>
+      <w:pPr>
+        <w:pStyle w:val="ListBullet"/>
+      </w:pPr>
+      <w:r>
+        <w:rPr>
+          <w:b/>
+          <w:color w:val="4A4A49"/>
+          <w:sz w:val="22"/>
+        </w:rPr>
+        <w:t>Cómo decidir para CloudLite</w:t>
+      </w:r>
+      <w:r>
+        <w:rPr>
+          <w:b w:val="0"/>
+          <w:color w:val="4A4A49"/>
+          <w:sz w:val="22"/>
+        </w:rPr>
         <w:t xml:space="preserve"> · [Slide 5]</w:t>
       </w:r>
     </w:p>
@@ -804,7 +838,7 @@
           <w:color w:val="4A4A49"/>
           <w:sz w:val="22"/>
         </w:rPr>
-        <w:t>Cómo decidir para CloudLite</w:t>
+        <w:t>Responsabilidad compartida: quién responde por qué</w:t>
       </w:r>
       <w:r>
         <w:rPr>
@@ -1069,7 +1103,7 @@
           <w:color w:val="1A1C1D"/>
           <w:sz w:val="32"/>
         </w:rPr>
-        <w:t>55–100 · Taller guiado PI (individual · equipos de 2–3 solo si tú los autorizaste) · [Slide 11]</w:t>
+        <w:t>55–100 · Taller guiado PI (individual · equipos de 2–3 solo si tú los autorizaste) · [Slide 12]</w:t>
       </w:r>
     </w:p>
     <w:p>
@@ -1210,7 +1244,7 @@
           <w:color w:val="1A1C1D"/>
           <w:sz w:val="32"/>
         </w:rPr>
-        <w:t>115–120 · Cierre · [Slide 13]</w:t>
+        <w:t>115–120 · Cierre · [Slide 14]</w:t>
       </w:r>
     </w:p>
     <w:p>
